--- a/Lab_2__Working_with_Physics_and_Rotation_1.docx
+++ b/Lab_2__Working_with_Physics_and_Rotation_1.docx
@@ -82,7 +82,15 @@
         </w:numPr>
       </w:pPr>
       <w:r>
-        <w:t>Then clone the created repo with github desktop.</w:t>
+        <w:t xml:space="preserve">Then clone the created repo with </w:t>
+      </w:r>
+      <w:proofErr w:type="spellStart"/>
+      <w:r>
+        <w:t>github</w:t>
+      </w:r>
+      <w:proofErr w:type="spellEnd"/>
+      <w:r>
+        <w:t xml:space="preserve"> desktop.</w:t>
       </w:r>
     </w:p>
     <w:p>
@@ -498,7 +506,35 @@
         <w:rPr>
           <w:rFonts w:ascii="Bookman Old Style" w:eastAsia="Bookman Old Style" w:hAnsi="Bookman Old Style" w:cs="Bookman Old Style"/>
         </w:rPr>
-        <w:t>Select the green goal object called EndGoal in the scene Hierachy.</w:t>
+        <w:t xml:space="preserve">Select the green goal object called </w:t>
+      </w:r>
+      <w:proofErr w:type="spellStart"/>
+      <w:r>
+        <w:rPr>
+          <w:rFonts w:ascii="Bookman Old Style" w:eastAsia="Bookman Old Style" w:hAnsi="Bookman Old Style" w:cs="Bookman Old Style"/>
+        </w:rPr>
+        <w:t>EndGoal</w:t>
+      </w:r>
+      <w:proofErr w:type="spellEnd"/>
+      <w:r>
+        <w:rPr>
+          <w:rFonts w:ascii="Bookman Old Style" w:eastAsia="Bookman Old Style" w:hAnsi="Bookman Old Style" w:cs="Bookman Old Style"/>
+        </w:rPr>
+        <w:t xml:space="preserve"> in the scene </w:t>
+      </w:r>
+      <w:proofErr w:type="spellStart"/>
+      <w:r>
+        <w:rPr>
+          <w:rFonts w:ascii="Bookman Old Style" w:eastAsia="Bookman Old Style" w:hAnsi="Bookman Old Style" w:cs="Bookman Old Style"/>
+        </w:rPr>
+        <w:t>Hierachy</w:t>
+      </w:r>
+      <w:proofErr w:type="spellEnd"/>
+      <w:r>
+        <w:rPr>
+          <w:rFonts w:ascii="Bookman Old Style" w:eastAsia="Bookman Old Style" w:hAnsi="Bookman Old Style" w:cs="Bookman Old Style"/>
+        </w:rPr>
+        <w:t>.</w:t>
       </w:r>
     </w:p>
     <w:p>
@@ -568,7 +604,21 @@
         <w:rPr>
           <w:rFonts w:ascii="Bookman Old Style" w:eastAsia="Bookman Old Style" w:hAnsi="Bookman Old Style" w:cs="Bookman Old Style"/>
         </w:rPr>
-        <w:t xml:space="preserve"> using Rigidbody.</w:t>
+        <w:t xml:space="preserve"> using </w:t>
+      </w:r>
+      <w:proofErr w:type="spellStart"/>
+      <w:r>
+        <w:rPr>
+          <w:rFonts w:ascii="Bookman Old Style" w:eastAsia="Bookman Old Style" w:hAnsi="Bookman Old Style" w:cs="Bookman Old Style"/>
+        </w:rPr>
+        <w:t>Rigidbody</w:t>
+      </w:r>
+      <w:proofErr w:type="spellEnd"/>
+      <w:r>
+        <w:rPr>
+          <w:rFonts w:ascii="Bookman Old Style" w:eastAsia="Bookman Old Style" w:hAnsi="Bookman Old Style" w:cs="Bookman Old Style"/>
+        </w:rPr>
+        <w:t>.</w:t>
       </w:r>
     </w:p>
     <w:p>
@@ -755,6 +805,7 @@
         </w:rPr>
         <w:t xml:space="preserve">Add a </w:t>
       </w:r>
+      <w:proofErr w:type="spellStart"/>
       <w:r>
         <w:rPr>
           <w:rFonts w:ascii="Bookman Old Style" w:eastAsia="Bookman Old Style" w:hAnsi="Bookman Old Style" w:cs="Bookman Old Style"/>
@@ -763,6 +814,7 @@
         </w:rPr>
         <w:t>Rigidbody</w:t>
       </w:r>
+      <w:proofErr w:type="spellEnd"/>
       <w:r>
         <w:rPr>
           <w:rFonts w:ascii="Bookman Old Style" w:eastAsia="Bookman Old Style" w:hAnsi="Bookman Old Style" w:cs="Bookman Old Style"/>
@@ -995,7 +1047,21 @@
         <w:rPr>
           <w:rFonts w:ascii="Bookman Old Style" w:eastAsia="Bookman Old Style" w:hAnsi="Bookman Old Style" w:cs="Bookman Old Style"/>
         </w:rPr>
-        <w:t xml:space="preserve"> by making sure the IsTrigger Option is </w:t>
+        <w:t xml:space="preserve"> by making sure the </w:t>
+      </w:r>
+      <w:proofErr w:type="spellStart"/>
+      <w:r>
+        <w:rPr>
+          <w:rFonts w:ascii="Bookman Old Style" w:eastAsia="Bookman Old Style" w:hAnsi="Bookman Old Style" w:cs="Bookman Old Style"/>
+        </w:rPr>
+        <w:t>IsTrigger</w:t>
+      </w:r>
+      <w:proofErr w:type="spellEnd"/>
+      <w:r>
+        <w:rPr>
+          <w:rFonts w:ascii="Bookman Old Style" w:eastAsia="Bookman Old Style" w:hAnsi="Bookman Old Style" w:cs="Bookman Old Style"/>
+        </w:rPr>
+        <w:t xml:space="preserve"> Option is </w:t>
       </w:r>
       <w:r>
         <w:rPr>
@@ -1106,6 +1172,7 @@
         </w:rPr>
         <w:t xml:space="preserve">Add a </w:t>
       </w:r>
+      <w:proofErr w:type="spellStart"/>
       <w:r>
         <w:rPr>
           <w:rFonts w:ascii="Bookman Old Style" w:eastAsia="Bookman Old Style" w:hAnsi="Bookman Old Style" w:cs="Bookman Old Style"/>
@@ -1114,6 +1181,7 @@
         </w:rPr>
         <w:t>Rigidbody</w:t>
       </w:r>
+      <w:proofErr w:type="spellEnd"/>
       <w:r>
         <w:rPr>
           <w:rFonts w:ascii="Bookman Old Style" w:eastAsia="Bookman Old Style" w:hAnsi="Bookman Old Style" w:cs="Bookman Old Style"/>
@@ -1281,7 +1349,21 @@
         <w:rPr>
           <w:rFonts w:ascii="Bookman Old Style" w:eastAsia="Bookman Old Style" w:hAnsi="Bookman Old Style" w:cs="Bookman Old Style"/>
         </w:rPr>
-        <w:t>Select the Blue object called Death plane in the scene Hierachy.</w:t>
+        <w:t xml:space="preserve">Select the Blue object called Death plane in the scene </w:t>
+      </w:r>
+      <w:proofErr w:type="spellStart"/>
+      <w:r>
+        <w:rPr>
+          <w:rFonts w:ascii="Bookman Old Style" w:eastAsia="Bookman Old Style" w:hAnsi="Bookman Old Style" w:cs="Bookman Old Style"/>
+        </w:rPr>
+        <w:t>Hierachy</w:t>
+      </w:r>
+      <w:proofErr w:type="spellEnd"/>
+      <w:r>
+        <w:rPr>
+          <w:rFonts w:ascii="Bookman Old Style" w:eastAsia="Bookman Old Style" w:hAnsi="Bookman Old Style" w:cs="Bookman Old Style"/>
+        </w:rPr>
+        <w:t>.</w:t>
       </w:r>
     </w:p>
     <w:p>
@@ -1404,7 +1486,21 @@
         <w:rPr>
           <w:rFonts w:ascii="Bookman Old Style" w:eastAsia="Bookman Old Style" w:hAnsi="Bookman Old Style" w:cs="Bookman Old Style"/>
         </w:rPr>
-        <w:t xml:space="preserve"> using Rigidbody.</w:t>
+        <w:t xml:space="preserve"> using </w:t>
+      </w:r>
+      <w:proofErr w:type="spellStart"/>
+      <w:r>
+        <w:rPr>
+          <w:rFonts w:ascii="Bookman Old Style" w:eastAsia="Bookman Old Style" w:hAnsi="Bookman Old Style" w:cs="Bookman Old Style"/>
+        </w:rPr>
+        <w:t>Rigidbody</w:t>
+      </w:r>
+      <w:proofErr w:type="spellEnd"/>
+      <w:r>
+        <w:rPr>
+          <w:rFonts w:ascii="Bookman Old Style" w:eastAsia="Bookman Old Style" w:hAnsi="Bookman Old Style" w:cs="Bookman Old Style"/>
+        </w:rPr>
+        <w:t>.</w:t>
       </w:r>
     </w:p>
     <w:p>
@@ -1535,7 +1631,15 @@
         <w:spacing w:before="120" w:after="120"/>
       </w:pPr>
       <w:r>
-        <w:t xml:space="preserve">kinematic (Rigidbody with Is Kinematic ticked) </w:t>
+        <w:t>kinematic (</w:t>
+      </w:r>
+      <w:proofErr w:type="spellStart"/>
+      <w:r>
+        <w:t>Rigidbody</w:t>
+      </w:r>
+      <w:proofErr w:type="spellEnd"/>
+      <w:r>
+        <w:t xml:space="preserve"> with Is Kinematic ticked) </w:t>
       </w:r>
     </w:p>
     <w:p>
@@ -1551,7 +1655,15 @@
         <w:spacing w:before="120" w:after="120"/>
       </w:pPr>
       <w:r>
-        <w:t xml:space="preserve">dynamic (Rigidbody with Is Kinematic unticked). </w:t>
+        <w:t>dynamic (</w:t>
+      </w:r>
+      <w:proofErr w:type="spellStart"/>
+      <w:r>
+        <w:t>Rigidbody</w:t>
+      </w:r>
+      <w:proofErr w:type="spellEnd"/>
+      <w:r>
+        <w:t xml:space="preserve"> with Is Kinematic unticked). </w:t>
       </w:r>
     </w:p>
     <w:p>
@@ -1566,8 +1678,13 @@
       <w:pPr>
         <w:spacing w:before="120" w:after="40"/>
       </w:pPr>
-      <w:r>
-        <w:t xml:space="preserve">EndGoal: </w:t>
+      <w:proofErr w:type="spellStart"/>
+      <w:r>
+        <w:t>EndGoal</w:t>
+      </w:r>
+      <w:proofErr w:type="spellEnd"/>
+      <w:r>
+        <w:t xml:space="preserve">: </w:t>
       </w:r>
       <w:r>
         <w:rPr>
@@ -1646,7 +1763,39 @@
         <w:spacing w:before="120" w:after="40"/>
       </w:pPr>
       <w:r>
-        <w:t>The death plane has no Rigidbody, yet OnTriggerEnter will still fire. Which object in the pair supplies the Rigidbody, and what is the rule? (Hint: the engine only reports a pair if at least one of the two has a Rigidbody.)</w:t>
+        <w:t xml:space="preserve">The death plane has no </w:t>
+      </w:r>
+      <w:proofErr w:type="spellStart"/>
+      <w:r>
+        <w:t>Rigidbody</w:t>
+      </w:r>
+      <w:proofErr w:type="spellEnd"/>
+      <w:r>
+        <w:t xml:space="preserve">, yet </w:t>
+      </w:r>
+      <w:proofErr w:type="spellStart"/>
+      <w:r>
+        <w:t>OnTriggerEnter</w:t>
+      </w:r>
+      <w:proofErr w:type="spellEnd"/>
+      <w:r>
+        <w:t xml:space="preserve"> will still fire. Which object in the pair supplies the </w:t>
+      </w:r>
+      <w:proofErr w:type="spellStart"/>
+      <w:r>
+        <w:t>Rigidbody</w:t>
+      </w:r>
+      <w:proofErr w:type="spellEnd"/>
+      <w:r>
+        <w:t xml:space="preserve">, and what is the rule? (Hint: the engine only reports a pair if at least one of the two has a </w:t>
+      </w:r>
+      <w:proofErr w:type="spellStart"/>
+      <w:r>
+        <w:t>Rigidbody</w:t>
+      </w:r>
+      <w:proofErr w:type="spellEnd"/>
+      <w:r>
+        <w:t>.)</w:t>
       </w:r>
     </w:p>
     <w:p>
@@ -1657,7 +1806,35 @@
         <w:rPr>
           <w:highlight w:val="yellow"/>
         </w:rPr>
-        <w:t>The player has RigidBody, and since one of the two has a RigidBody the engine reports the pair.</w:t>
+        <w:t xml:space="preserve">The player has </w:t>
+      </w:r>
+      <w:proofErr w:type="spellStart"/>
+      <w:r>
+        <w:rPr>
+          <w:highlight w:val="yellow"/>
+        </w:rPr>
+        <w:t>RigidBody</w:t>
+      </w:r>
+      <w:proofErr w:type="spellEnd"/>
+      <w:r>
+        <w:rPr>
+          <w:highlight w:val="yellow"/>
+        </w:rPr>
+        <w:t xml:space="preserve">, and since one of the two has a </w:t>
+      </w:r>
+      <w:proofErr w:type="spellStart"/>
+      <w:r>
+        <w:rPr>
+          <w:highlight w:val="yellow"/>
+        </w:rPr>
+        <w:t>RigidBody</w:t>
+      </w:r>
+      <w:proofErr w:type="spellEnd"/>
+      <w:r>
+        <w:rPr>
+          <w:highlight w:val="yellow"/>
+        </w:rPr>
+        <w:t xml:space="preserve"> the engine reports the pair.</w:t>
       </w:r>
     </w:p>
     <w:p>
@@ -1881,6 +2058,7 @@
         </w:rPr>
         <w:t xml:space="preserve">Create a new C# script named </w:t>
       </w:r>
+      <w:proofErr w:type="spellStart"/>
       <w:r>
         <w:rPr>
           <w:rFonts w:ascii="Bookman Old Style" w:eastAsia="Bookman Old Style" w:hAnsi="Bookman Old Style" w:cs="Bookman Old Style"/>
@@ -1888,6 +2066,7 @@
         </w:rPr>
         <w:t>PlayerController</w:t>
       </w:r>
+      <w:proofErr w:type="spellEnd"/>
       <w:r>
         <w:rPr>
           <w:rFonts w:ascii="Bookman Old Style" w:eastAsia="Bookman Old Style" w:hAnsi="Bookman Old Style" w:cs="Bookman Old Style"/>
@@ -1927,7 +2106,21 @@
         <w:rPr>
           <w:rFonts w:ascii="Bookman Old Style" w:eastAsia="Bookman Old Style" w:hAnsi="Bookman Old Style" w:cs="Bookman Old Style"/>
         </w:rPr>
-        <w:t>Open the script and use the following code to move the player using the Rigidbody based on user input:</w:t>
+        <w:t xml:space="preserve">Open the script and use the following code to move the player using the </w:t>
+      </w:r>
+      <w:proofErr w:type="spellStart"/>
+      <w:r>
+        <w:rPr>
+          <w:rFonts w:ascii="Bookman Old Style" w:eastAsia="Bookman Old Style" w:hAnsi="Bookman Old Style" w:cs="Bookman Old Style"/>
+        </w:rPr>
+        <w:t>Rigidbody</w:t>
+      </w:r>
+      <w:proofErr w:type="spellEnd"/>
+      <w:r>
+        <w:rPr>
+          <w:rFonts w:ascii="Bookman Old Style" w:eastAsia="Bookman Old Style" w:hAnsi="Bookman Old Style" w:cs="Bookman Old Style"/>
+        </w:rPr>
+        <w:t xml:space="preserve"> based on user input:</w:t>
       </w:r>
     </w:p>
     <w:p/>
@@ -1944,33 +2137,74 @@
           <w:rFonts w:ascii="Courier New" w:eastAsia="Courier New" w:hAnsi="Courier New" w:cs="Courier New"/>
           <w:color w:val="188038"/>
         </w:rPr>
-        <w:t>using UnityEngine;</w:t>
-      </w:r>
-    </w:p>
-    <w:p>
-      <w:pPr>
-        <w:ind w:left="720"/>
-        <w:rPr>
-          <w:rFonts w:ascii="Courier New" w:eastAsia="Courier New" w:hAnsi="Courier New" w:cs="Courier New"/>
-          <w:color w:val="188038"/>
-        </w:rPr>
-      </w:pPr>
-    </w:p>
-    <w:p>
-      <w:pPr>
-        <w:ind w:left="720"/>
-        <w:rPr>
-          <w:rFonts w:ascii="Courier New" w:eastAsia="Courier New" w:hAnsi="Courier New" w:cs="Courier New"/>
-          <w:color w:val="188038"/>
-        </w:rPr>
-      </w:pPr>
-      <w:r>
-        <w:rPr>
-          <w:rFonts w:ascii="Courier New" w:eastAsia="Courier New" w:hAnsi="Courier New" w:cs="Courier New"/>
-          <w:color w:val="188038"/>
-        </w:rPr>
-        <w:t>public class PlayerController : MonoBehaviour</w:t>
-      </w:r>
+        <w:t xml:space="preserve">using </w:t>
+      </w:r>
+      <w:proofErr w:type="spellStart"/>
+      <w:r>
+        <w:rPr>
+          <w:rFonts w:ascii="Courier New" w:eastAsia="Courier New" w:hAnsi="Courier New" w:cs="Courier New"/>
+          <w:color w:val="188038"/>
+        </w:rPr>
+        <w:t>UnityEngine</w:t>
+      </w:r>
+      <w:proofErr w:type="spellEnd"/>
+      <w:r>
+        <w:rPr>
+          <w:rFonts w:ascii="Courier New" w:eastAsia="Courier New" w:hAnsi="Courier New" w:cs="Courier New"/>
+          <w:color w:val="188038"/>
+        </w:rPr>
+        <w:t>;</w:t>
+      </w:r>
+    </w:p>
+    <w:p>
+      <w:pPr>
+        <w:ind w:left="720"/>
+        <w:rPr>
+          <w:rFonts w:ascii="Courier New" w:eastAsia="Courier New" w:hAnsi="Courier New" w:cs="Courier New"/>
+          <w:color w:val="188038"/>
+        </w:rPr>
+      </w:pPr>
+    </w:p>
+    <w:p>
+      <w:pPr>
+        <w:ind w:left="720"/>
+        <w:rPr>
+          <w:rFonts w:ascii="Courier New" w:eastAsia="Courier New" w:hAnsi="Courier New" w:cs="Courier New"/>
+          <w:color w:val="188038"/>
+        </w:rPr>
+      </w:pPr>
+      <w:r>
+        <w:rPr>
+          <w:rFonts w:ascii="Courier New" w:eastAsia="Courier New" w:hAnsi="Courier New" w:cs="Courier New"/>
+          <w:color w:val="188038"/>
+        </w:rPr>
+        <w:t xml:space="preserve">public class </w:t>
+      </w:r>
+      <w:proofErr w:type="spellStart"/>
+      <w:r>
+        <w:rPr>
+          <w:rFonts w:ascii="Courier New" w:eastAsia="Courier New" w:hAnsi="Courier New" w:cs="Courier New"/>
+          <w:color w:val="188038"/>
+        </w:rPr>
+        <w:t>PlayerController</w:t>
+      </w:r>
+      <w:proofErr w:type="spellEnd"/>
+      <w:r>
+        <w:rPr>
+          <w:rFonts w:ascii="Courier New" w:eastAsia="Courier New" w:hAnsi="Courier New" w:cs="Courier New"/>
+          <w:color w:val="188038"/>
+        </w:rPr>
+        <w:t xml:space="preserve"> : </w:t>
+      </w:r>
+      <w:proofErr w:type="spellStart"/>
+      <w:r>
+        <w:rPr>
+          <w:rFonts w:ascii="Courier New" w:eastAsia="Courier New" w:hAnsi="Courier New" w:cs="Courier New"/>
+          <w:color w:val="188038"/>
+        </w:rPr>
+        <w:t>MonoBehaviour</w:t>
+      </w:r>
+      <w:proofErr w:type="spellEnd"/>
     </w:p>
     <w:p>
       <w:pPr>
@@ -2001,23 +2235,71 @@
           <w:rFonts w:ascii="Courier New" w:eastAsia="Courier New" w:hAnsi="Courier New" w:cs="Courier New"/>
           <w:color w:val="188038"/>
         </w:rPr>
-        <w:t xml:space="preserve">    public float moveSpeed = 10f;</w:t>
-      </w:r>
-    </w:p>
-    <w:p>
-      <w:pPr>
-        <w:ind w:left="720"/>
-        <w:rPr>
-          <w:rFonts w:ascii="Courier New" w:eastAsia="Courier New" w:hAnsi="Courier New" w:cs="Courier New"/>
-          <w:color w:val="188038"/>
-        </w:rPr>
-      </w:pPr>
-      <w:r>
-        <w:rPr>
-          <w:rFonts w:ascii="Courier New" w:eastAsia="Courier New" w:hAnsi="Courier New" w:cs="Courier New"/>
-          <w:color w:val="188038"/>
-        </w:rPr>
-        <w:t xml:space="preserve">    private Rigidbody rb;</w:t>
+        <w:t xml:space="preserve">    public float </w:t>
+      </w:r>
+      <w:proofErr w:type="spellStart"/>
+      <w:r>
+        <w:rPr>
+          <w:rFonts w:ascii="Courier New" w:eastAsia="Courier New" w:hAnsi="Courier New" w:cs="Courier New"/>
+          <w:color w:val="188038"/>
+        </w:rPr>
+        <w:t>moveSpeed</w:t>
+      </w:r>
+      <w:proofErr w:type="spellEnd"/>
+      <w:r>
+        <w:rPr>
+          <w:rFonts w:ascii="Courier New" w:eastAsia="Courier New" w:hAnsi="Courier New" w:cs="Courier New"/>
+          <w:color w:val="188038"/>
+        </w:rPr>
+        <w:t xml:space="preserve"> = 10f;</w:t>
+      </w:r>
+    </w:p>
+    <w:p>
+      <w:pPr>
+        <w:ind w:left="720"/>
+        <w:rPr>
+          <w:rFonts w:ascii="Courier New" w:eastAsia="Courier New" w:hAnsi="Courier New" w:cs="Courier New"/>
+          <w:color w:val="188038"/>
+        </w:rPr>
+      </w:pPr>
+      <w:r>
+        <w:rPr>
+          <w:rFonts w:ascii="Courier New" w:eastAsia="Courier New" w:hAnsi="Courier New" w:cs="Courier New"/>
+          <w:color w:val="188038"/>
+        </w:rPr>
+        <w:t xml:space="preserve">    private </w:t>
+      </w:r>
+      <w:proofErr w:type="spellStart"/>
+      <w:r>
+        <w:rPr>
+          <w:rFonts w:ascii="Courier New" w:eastAsia="Courier New" w:hAnsi="Courier New" w:cs="Courier New"/>
+          <w:color w:val="188038"/>
+        </w:rPr>
+        <w:t>Rigidbody</w:t>
+      </w:r>
+      <w:proofErr w:type="spellEnd"/>
+      <w:r>
+        <w:rPr>
+          <w:rFonts w:ascii="Courier New" w:eastAsia="Courier New" w:hAnsi="Courier New" w:cs="Courier New"/>
+          <w:color w:val="188038"/>
+        </w:rPr>
+        <w:t xml:space="preserve"> </w:t>
+      </w:r>
+      <w:proofErr w:type="spellStart"/>
+      <w:r>
+        <w:rPr>
+          <w:rFonts w:ascii="Courier New" w:eastAsia="Courier New" w:hAnsi="Courier New" w:cs="Courier New"/>
+          <w:color w:val="188038"/>
+        </w:rPr>
+        <w:t>rb</w:t>
+      </w:r>
+      <w:proofErr w:type="spellEnd"/>
+      <w:r>
+        <w:rPr>
+          <w:rFonts w:ascii="Courier New" w:eastAsia="Courier New" w:hAnsi="Courier New" w:cs="Courier New"/>
+          <w:color w:val="188038"/>
+        </w:rPr>
+        <w:t>;</w:t>
       </w:r>
     </w:p>
     <w:p>
@@ -2074,7 +2356,55 @@
           <w:rFonts w:ascii="Courier New" w:eastAsia="Courier New" w:hAnsi="Courier New" w:cs="Courier New"/>
           <w:color w:val="188038"/>
         </w:rPr>
-        <w:t xml:space="preserve">        rb = GetComponent&lt;Rigidbody&gt;();</w:t>
+        <w:t xml:space="preserve">        </w:t>
+      </w:r>
+      <w:proofErr w:type="spellStart"/>
+      <w:r>
+        <w:rPr>
+          <w:rFonts w:ascii="Courier New" w:eastAsia="Courier New" w:hAnsi="Courier New" w:cs="Courier New"/>
+          <w:color w:val="188038"/>
+        </w:rPr>
+        <w:t>rb</w:t>
+      </w:r>
+      <w:proofErr w:type="spellEnd"/>
+      <w:r>
+        <w:rPr>
+          <w:rFonts w:ascii="Courier New" w:eastAsia="Courier New" w:hAnsi="Courier New" w:cs="Courier New"/>
+          <w:color w:val="188038"/>
+        </w:rPr>
+        <w:t xml:space="preserve"> = </w:t>
+      </w:r>
+      <w:proofErr w:type="spellStart"/>
+      <w:r>
+        <w:rPr>
+          <w:rFonts w:ascii="Courier New" w:eastAsia="Courier New" w:hAnsi="Courier New" w:cs="Courier New"/>
+          <w:color w:val="188038"/>
+        </w:rPr>
+        <w:t>GetComponent</w:t>
+      </w:r>
+      <w:proofErr w:type="spellEnd"/>
+      <w:r>
+        <w:rPr>
+          <w:rFonts w:ascii="Courier New" w:eastAsia="Courier New" w:hAnsi="Courier New" w:cs="Courier New"/>
+          <w:color w:val="188038"/>
+        </w:rPr>
+        <w:t>&lt;</w:t>
+      </w:r>
+      <w:proofErr w:type="spellStart"/>
+      <w:r>
+        <w:rPr>
+          <w:rFonts w:ascii="Courier New" w:eastAsia="Courier New" w:hAnsi="Courier New" w:cs="Courier New"/>
+          <w:color w:val="188038"/>
+        </w:rPr>
+        <w:t>Rigidbody</w:t>
+      </w:r>
+      <w:proofErr w:type="spellEnd"/>
+      <w:r>
+        <w:rPr>
+          <w:rFonts w:ascii="Courier New" w:eastAsia="Courier New" w:hAnsi="Courier New" w:cs="Courier New"/>
+          <w:color w:val="188038"/>
+        </w:rPr>
+        <w:t>&gt;();</w:t>
       </w:r>
     </w:p>
     <w:p>
@@ -2115,7 +2445,23 @@
           <w:rFonts w:ascii="Courier New" w:eastAsia="Courier New" w:hAnsi="Courier New" w:cs="Courier New"/>
           <w:color w:val="188038"/>
         </w:rPr>
-        <w:t xml:space="preserve">    void FixedUpdate() // Physics-related operations should go here</w:t>
+        <w:t xml:space="preserve">    void </w:t>
+      </w:r>
+      <w:proofErr w:type="spellStart"/>
+      <w:r>
+        <w:rPr>
+          <w:rFonts w:ascii="Courier New" w:eastAsia="Courier New" w:hAnsi="Courier New" w:cs="Courier New"/>
+          <w:color w:val="188038"/>
+        </w:rPr>
+        <w:t>FixedUpdate</w:t>
+      </w:r>
+      <w:proofErr w:type="spellEnd"/>
+      <w:r>
+        <w:rPr>
+          <w:rFonts w:ascii="Courier New" w:eastAsia="Courier New" w:hAnsi="Courier New" w:cs="Courier New"/>
+          <w:color w:val="188038"/>
+        </w:rPr>
+        <w:t>() // Physics-related operations should go here</w:t>
       </w:r>
     </w:p>
     <w:p>
@@ -2163,23 +2509,87 @@
           <w:rFonts w:ascii="Courier New" w:eastAsia="Courier New" w:hAnsi="Courier New" w:cs="Courier New"/>
           <w:color w:val="188038"/>
         </w:rPr>
-        <w:t xml:space="preserve">        float moveX = Input.GetAxis("Horizontal");</w:t>
-      </w:r>
-    </w:p>
-    <w:p>
-      <w:pPr>
-        <w:ind w:left="720"/>
-        <w:rPr>
-          <w:rFonts w:ascii="Courier New" w:eastAsia="Courier New" w:hAnsi="Courier New" w:cs="Courier New"/>
-          <w:color w:val="188038"/>
-        </w:rPr>
-      </w:pPr>
-      <w:r>
-        <w:rPr>
-          <w:rFonts w:ascii="Courier New" w:eastAsia="Courier New" w:hAnsi="Courier New" w:cs="Courier New"/>
-          <w:color w:val="188038"/>
-        </w:rPr>
-        <w:t xml:space="preserve">        float moveZ = Input.GetAxis("Vertical");</w:t>
+        <w:t xml:space="preserve">        float </w:t>
+      </w:r>
+      <w:proofErr w:type="spellStart"/>
+      <w:r>
+        <w:rPr>
+          <w:rFonts w:ascii="Courier New" w:eastAsia="Courier New" w:hAnsi="Courier New" w:cs="Courier New"/>
+          <w:color w:val="188038"/>
+        </w:rPr>
+        <w:t>moveX</w:t>
+      </w:r>
+      <w:proofErr w:type="spellEnd"/>
+      <w:r>
+        <w:rPr>
+          <w:rFonts w:ascii="Courier New" w:eastAsia="Courier New" w:hAnsi="Courier New" w:cs="Courier New"/>
+          <w:color w:val="188038"/>
+        </w:rPr>
+        <w:t xml:space="preserve"> = </w:t>
+      </w:r>
+      <w:proofErr w:type="spellStart"/>
+      <w:r>
+        <w:rPr>
+          <w:rFonts w:ascii="Courier New" w:eastAsia="Courier New" w:hAnsi="Courier New" w:cs="Courier New"/>
+          <w:color w:val="188038"/>
+        </w:rPr>
+        <w:t>Input.GetAxis</w:t>
+      </w:r>
+      <w:proofErr w:type="spellEnd"/>
+      <w:r>
+        <w:rPr>
+          <w:rFonts w:ascii="Courier New" w:eastAsia="Courier New" w:hAnsi="Courier New" w:cs="Courier New"/>
+          <w:color w:val="188038"/>
+        </w:rPr>
+        <w:t>("Horizontal");</w:t>
+      </w:r>
+    </w:p>
+    <w:p>
+      <w:pPr>
+        <w:ind w:left="720"/>
+        <w:rPr>
+          <w:rFonts w:ascii="Courier New" w:eastAsia="Courier New" w:hAnsi="Courier New" w:cs="Courier New"/>
+          <w:color w:val="188038"/>
+        </w:rPr>
+      </w:pPr>
+      <w:r>
+        <w:rPr>
+          <w:rFonts w:ascii="Courier New" w:eastAsia="Courier New" w:hAnsi="Courier New" w:cs="Courier New"/>
+          <w:color w:val="188038"/>
+        </w:rPr>
+        <w:t xml:space="preserve">        float </w:t>
+      </w:r>
+      <w:proofErr w:type="spellStart"/>
+      <w:r>
+        <w:rPr>
+          <w:rFonts w:ascii="Courier New" w:eastAsia="Courier New" w:hAnsi="Courier New" w:cs="Courier New"/>
+          <w:color w:val="188038"/>
+        </w:rPr>
+        <w:t>moveZ</w:t>
+      </w:r>
+      <w:proofErr w:type="spellEnd"/>
+      <w:r>
+        <w:rPr>
+          <w:rFonts w:ascii="Courier New" w:eastAsia="Courier New" w:hAnsi="Courier New" w:cs="Courier New"/>
+          <w:color w:val="188038"/>
+        </w:rPr>
+        <w:t xml:space="preserve"> = </w:t>
+      </w:r>
+      <w:proofErr w:type="spellStart"/>
+      <w:r>
+        <w:rPr>
+          <w:rFonts w:ascii="Courier New" w:eastAsia="Courier New" w:hAnsi="Courier New" w:cs="Courier New"/>
+          <w:color w:val="188038"/>
+        </w:rPr>
+        <w:t>Input.GetAxis</w:t>
+      </w:r>
+      <w:proofErr w:type="spellEnd"/>
+      <w:r>
+        <w:rPr>
+          <w:rFonts w:ascii="Courier New" w:eastAsia="Courier New" w:hAnsi="Courier New" w:cs="Courier New"/>
+          <w:color w:val="188038"/>
+        </w:rPr>
+        <w:t>("Vertical");</w:t>
       </w:r>
     </w:p>
     <w:p>
@@ -2220,48 +2630,169 @@
           <w:rFonts w:ascii="Courier New" w:eastAsia="Courier New" w:hAnsi="Courier New" w:cs="Courier New"/>
           <w:color w:val="188038"/>
         </w:rPr>
-        <w:t xml:space="preserve">        Vector3 movement = (transform.right * moveX) + (transform.forward * moveZ);</w:t>
-      </w:r>
-    </w:p>
-    <w:p>
-      <w:pPr>
-        <w:ind w:left="720"/>
-        <w:rPr>
-          <w:rFonts w:ascii="Courier New" w:eastAsia="Courier New" w:hAnsi="Courier New" w:cs="Courier New"/>
-          <w:color w:val="188038"/>
-        </w:rPr>
-      </w:pPr>
-    </w:p>
-    <w:p>
-      <w:pPr>
-        <w:ind w:left="720"/>
-        <w:rPr>
-          <w:rFonts w:ascii="Courier New" w:eastAsia="Courier New" w:hAnsi="Courier New" w:cs="Courier New"/>
-          <w:color w:val="188038"/>
-        </w:rPr>
-      </w:pPr>
-      <w:r>
-        <w:rPr>
-          <w:rFonts w:ascii="Courier New" w:eastAsia="Courier New" w:hAnsi="Courier New" w:cs="Courier New"/>
-          <w:color w:val="188038"/>
-        </w:rPr>
-        <w:t xml:space="preserve">        // Apply movement to the rigidbody</w:t>
-      </w:r>
-    </w:p>
-    <w:p>
-      <w:pPr>
-        <w:ind w:left="720"/>
-        <w:rPr>
-          <w:rFonts w:ascii="Courier New" w:eastAsia="Courier New" w:hAnsi="Courier New" w:cs="Courier New"/>
-          <w:color w:val="188038"/>
-        </w:rPr>
-      </w:pPr>
-      <w:r>
-        <w:rPr>
-          <w:rFonts w:ascii="Courier New" w:eastAsia="Courier New" w:hAnsi="Courier New" w:cs="Courier New"/>
-          <w:color w:val="188038"/>
-        </w:rPr>
-        <w:t xml:space="preserve">        rb.AddForce(movement * moveSpeed, ForceMode.Force);</w:t>
+        <w:t xml:space="preserve">        Vector3 movement = (</w:t>
+      </w:r>
+      <w:proofErr w:type="spellStart"/>
+      <w:r>
+        <w:rPr>
+          <w:rFonts w:ascii="Courier New" w:eastAsia="Courier New" w:hAnsi="Courier New" w:cs="Courier New"/>
+          <w:color w:val="188038"/>
+        </w:rPr>
+        <w:t>transform.right</w:t>
+      </w:r>
+      <w:proofErr w:type="spellEnd"/>
+      <w:r>
+        <w:rPr>
+          <w:rFonts w:ascii="Courier New" w:eastAsia="Courier New" w:hAnsi="Courier New" w:cs="Courier New"/>
+          <w:color w:val="188038"/>
+        </w:rPr>
+        <w:t xml:space="preserve"> * </w:t>
+      </w:r>
+      <w:proofErr w:type="spellStart"/>
+      <w:r>
+        <w:rPr>
+          <w:rFonts w:ascii="Courier New" w:eastAsia="Courier New" w:hAnsi="Courier New" w:cs="Courier New"/>
+          <w:color w:val="188038"/>
+        </w:rPr>
+        <w:t>moveX</w:t>
+      </w:r>
+      <w:proofErr w:type="spellEnd"/>
+      <w:r>
+        <w:rPr>
+          <w:rFonts w:ascii="Courier New" w:eastAsia="Courier New" w:hAnsi="Courier New" w:cs="Courier New"/>
+          <w:color w:val="188038"/>
+        </w:rPr>
+        <w:t>) + (</w:t>
+      </w:r>
+      <w:proofErr w:type="spellStart"/>
+      <w:r>
+        <w:rPr>
+          <w:rFonts w:ascii="Courier New" w:eastAsia="Courier New" w:hAnsi="Courier New" w:cs="Courier New"/>
+          <w:color w:val="188038"/>
+        </w:rPr>
+        <w:t>transform.forward</w:t>
+      </w:r>
+      <w:proofErr w:type="spellEnd"/>
+      <w:r>
+        <w:rPr>
+          <w:rFonts w:ascii="Courier New" w:eastAsia="Courier New" w:hAnsi="Courier New" w:cs="Courier New"/>
+          <w:color w:val="188038"/>
+        </w:rPr>
+        <w:t xml:space="preserve"> * </w:t>
+      </w:r>
+      <w:proofErr w:type="spellStart"/>
+      <w:r>
+        <w:rPr>
+          <w:rFonts w:ascii="Courier New" w:eastAsia="Courier New" w:hAnsi="Courier New" w:cs="Courier New"/>
+          <w:color w:val="188038"/>
+        </w:rPr>
+        <w:t>moveZ</w:t>
+      </w:r>
+      <w:proofErr w:type="spellEnd"/>
+      <w:r>
+        <w:rPr>
+          <w:rFonts w:ascii="Courier New" w:eastAsia="Courier New" w:hAnsi="Courier New" w:cs="Courier New"/>
+          <w:color w:val="188038"/>
+        </w:rPr>
+        <w:t>);</w:t>
+      </w:r>
+    </w:p>
+    <w:p>
+      <w:pPr>
+        <w:ind w:left="720"/>
+        <w:rPr>
+          <w:rFonts w:ascii="Courier New" w:eastAsia="Courier New" w:hAnsi="Courier New" w:cs="Courier New"/>
+          <w:color w:val="188038"/>
+        </w:rPr>
+      </w:pPr>
+    </w:p>
+    <w:p>
+      <w:pPr>
+        <w:ind w:left="720"/>
+        <w:rPr>
+          <w:rFonts w:ascii="Courier New" w:eastAsia="Courier New" w:hAnsi="Courier New" w:cs="Courier New"/>
+          <w:color w:val="188038"/>
+        </w:rPr>
+      </w:pPr>
+      <w:r>
+        <w:rPr>
+          <w:rFonts w:ascii="Courier New" w:eastAsia="Courier New" w:hAnsi="Courier New" w:cs="Courier New"/>
+          <w:color w:val="188038"/>
+        </w:rPr>
+        <w:t xml:space="preserve">        // Apply movement to the </w:t>
+      </w:r>
+      <w:proofErr w:type="spellStart"/>
+      <w:r>
+        <w:rPr>
+          <w:rFonts w:ascii="Courier New" w:eastAsia="Courier New" w:hAnsi="Courier New" w:cs="Courier New"/>
+          <w:color w:val="188038"/>
+        </w:rPr>
+        <w:t>rigidbody</w:t>
+      </w:r>
+      <w:proofErr w:type="spellEnd"/>
+    </w:p>
+    <w:p>
+      <w:pPr>
+        <w:ind w:left="720"/>
+        <w:rPr>
+          <w:rFonts w:ascii="Courier New" w:eastAsia="Courier New" w:hAnsi="Courier New" w:cs="Courier New"/>
+          <w:color w:val="188038"/>
+        </w:rPr>
+      </w:pPr>
+      <w:r>
+        <w:rPr>
+          <w:rFonts w:ascii="Courier New" w:eastAsia="Courier New" w:hAnsi="Courier New" w:cs="Courier New"/>
+          <w:color w:val="188038"/>
+        </w:rPr>
+        <w:t xml:space="preserve">        </w:t>
+      </w:r>
+      <w:proofErr w:type="spellStart"/>
+      <w:r>
+        <w:rPr>
+          <w:rFonts w:ascii="Courier New" w:eastAsia="Courier New" w:hAnsi="Courier New" w:cs="Courier New"/>
+          <w:color w:val="188038"/>
+        </w:rPr>
+        <w:t>rb.AddForce</w:t>
+      </w:r>
+      <w:proofErr w:type="spellEnd"/>
+      <w:r>
+        <w:rPr>
+          <w:rFonts w:ascii="Courier New" w:eastAsia="Courier New" w:hAnsi="Courier New" w:cs="Courier New"/>
+          <w:color w:val="188038"/>
+        </w:rPr>
+        <w:t xml:space="preserve">(movement * </w:t>
+      </w:r>
+      <w:proofErr w:type="spellStart"/>
+      <w:r>
+        <w:rPr>
+          <w:rFonts w:ascii="Courier New" w:eastAsia="Courier New" w:hAnsi="Courier New" w:cs="Courier New"/>
+          <w:color w:val="188038"/>
+        </w:rPr>
+        <w:t>moveSpeed</w:t>
+      </w:r>
+      <w:proofErr w:type="spellEnd"/>
+      <w:r>
+        <w:rPr>
+          <w:rFonts w:ascii="Courier New" w:eastAsia="Courier New" w:hAnsi="Courier New" w:cs="Courier New"/>
+          <w:color w:val="188038"/>
+        </w:rPr>
+        <w:t xml:space="preserve">, </w:t>
+      </w:r>
+      <w:proofErr w:type="spellStart"/>
+      <w:r>
+        <w:rPr>
+          <w:rFonts w:ascii="Courier New" w:eastAsia="Courier New" w:hAnsi="Courier New" w:cs="Courier New"/>
+          <w:color w:val="188038"/>
+        </w:rPr>
+        <w:t>ForceMode.Force</w:t>
+      </w:r>
+      <w:proofErr w:type="spellEnd"/>
+      <w:r>
+        <w:rPr>
+          <w:rFonts w:ascii="Courier New" w:eastAsia="Courier New" w:hAnsi="Courier New" w:cs="Courier New"/>
+          <w:color w:val="188038"/>
+        </w:rPr>
+        <w:t>);</w:t>
       </w:r>
     </w:p>
     <w:p>
@@ -2335,7 +2866,23 @@
       </w:pPr>
       <w:r>
         <w:lastRenderedPageBreak/>
-        <w:t>6.  Lets fix the ball movement. Right now the weight of the ball is too small for the force we apply on it. So the acceleration that the physics engine impart to the ball is very high so lets make our Player weight bigger</w:t>
+        <w:t xml:space="preserve">6.  </w:t>
+      </w:r>
+      <w:proofErr w:type="spellStart"/>
+      <w:r>
+        <w:t>Lets</w:t>
+      </w:r>
+      <w:proofErr w:type="spellEnd"/>
+      <w:r>
+        <w:t xml:space="preserve"> fix the ball movement. Right now the weight of the ball is too small for the force we apply on it. So the acceleration that the physics engine impart to the ball is very high so </w:t>
+      </w:r>
+      <w:proofErr w:type="spellStart"/>
+      <w:r>
+        <w:t>lets</w:t>
+      </w:r>
+      <w:proofErr w:type="spellEnd"/>
+      <w:r>
+        <w:t xml:space="preserve"> make our Player weight bigger</w:t>
       </w:r>
     </w:p>
     <w:p>
@@ -2347,7 +2894,15 @@
         <w:spacing w:before="240"/>
       </w:pPr>
       <w:r>
-        <w:t xml:space="preserve">Change the mass parameter in the RigidBody Component </w:t>
+        <w:t xml:space="preserve">Change the mass parameter in the </w:t>
+      </w:r>
+      <w:proofErr w:type="spellStart"/>
+      <w:r>
+        <w:t>RigidBody</w:t>
+      </w:r>
+      <w:proofErr w:type="spellEnd"/>
+      <w:r>
+        <w:t xml:space="preserve"> Component </w:t>
       </w:r>
     </w:p>
     <w:p>
@@ -2413,6 +2968,7 @@
         <w:ind w:firstLine="720"/>
         <w:jc w:val="center"/>
       </w:pPr>
+      <w:proofErr w:type="spellStart"/>
       <w:r>
         <w:rPr>
           <w:rFonts w:ascii="Bookman Old Style" w:eastAsia="Bookman Old Style" w:hAnsi="Bookman Old Style" w:cs="Bookman Old Style"/>
@@ -2421,6 +2977,7 @@
         </w:rPr>
         <w:t>Rigidbody.MoveRotation</w:t>
       </w:r>
+      <w:proofErr w:type="spellEnd"/>
       <w:r>
         <w:rPr>
           <w:noProof/>
@@ -2467,7 +3024,15 @@
         <w:spacing w:before="240" w:after="240"/>
       </w:pPr>
       <w:r>
-        <w:t>In the inspector you can change the movespeed if you want to move faster</w:t>
+        <w:t xml:space="preserve">In the inspector you can change the </w:t>
+      </w:r>
+      <w:proofErr w:type="spellStart"/>
+      <w:r>
+        <w:t>movespeed</w:t>
+      </w:r>
+      <w:proofErr w:type="spellEnd"/>
+      <w:r>
+        <w:t xml:space="preserve"> if you want to move faster</w:t>
       </w:r>
     </w:p>
     <w:p>
@@ -2491,7 +3056,15 @@
         <w:spacing w:before="120" w:after="120"/>
       </w:pPr>
       <w:r>
-        <w:t>7. F = m × a. With moveSpeed = 20 and the mass you just set to 1 kg, the force you apply is 20 N. Compute the acceleration you should get, then change the mass to 4 kg and compute it again. Play both and check that the ball really does accelerate about four times more slowly.</w:t>
+        <w:t xml:space="preserve">7. F = m × a. With </w:t>
+      </w:r>
+      <w:proofErr w:type="spellStart"/>
+      <w:r>
+        <w:t>moveSpeed</w:t>
+      </w:r>
+      <w:proofErr w:type="spellEnd"/>
+      <w:r>
+        <w:t xml:space="preserve"> = 20 and the mass you just set to 1 kg, the force you apply is 20 N. Compute the acceleration you should get, then change the mass to 4 kg and compute it again. Play both and check that the ball really does accelerate about four times more slowly.</w:t>
       </w:r>
     </w:p>
     <w:p>
@@ -2526,7 +3099,23 @@
       </w:pPr>
       <w:r>
         <w:lastRenderedPageBreak/>
-        <w:t>8. In the script, change ForceMode.Force to ForceMode.Acceleration and test again at 1 kg and at 4 kg.</w:t>
+        <w:t xml:space="preserve">8. In the script, change </w:t>
+      </w:r>
+      <w:proofErr w:type="spellStart"/>
+      <w:r>
+        <w:t>ForceMode.Force</w:t>
+      </w:r>
+      <w:proofErr w:type="spellEnd"/>
+      <w:r>
+        <w:t xml:space="preserve"> to </w:t>
+      </w:r>
+      <w:proofErr w:type="spellStart"/>
+      <w:r>
+        <w:t>ForceMode.Acceleration</w:t>
+      </w:r>
+      <w:proofErr w:type="spellEnd"/>
+      <w:r>
+        <w:t xml:space="preserve"> and test again at 1 kg and at 4 kg.</w:t>
       </w:r>
     </w:p>
     <w:p>
@@ -2717,6 +3306,7 @@
         </w:rPr>
         <w:t xml:space="preserve">Name it </w:t>
       </w:r>
+      <w:proofErr w:type="spellStart"/>
       <w:r>
         <w:rPr>
           <w:rFonts w:ascii="Bookman Old Style" w:eastAsia="Bookman Old Style" w:hAnsi="Bookman Old Style" w:cs="Bookman Old Style"/>
@@ -2724,6 +3314,7 @@
         </w:rPr>
         <w:t>BouncyMaterial</w:t>
       </w:r>
+      <w:proofErr w:type="spellEnd"/>
       <w:r>
         <w:rPr>
           <w:rFonts w:ascii="Bookman Old Style" w:eastAsia="Bookman Old Style" w:hAnsi="Bookman Old Style" w:cs="Bookman Old Style"/>
@@ -2746,8 +3337,16 @@
           <w:rFonts w:ascii="Bookman Old Style" w:eastAsia="Bookman Old Style" w:hAnsi="Bookman Old Style" w:cs="Bookman Old Style"/>
         </w:rPr>
         <w:lastRenderedPageBreak/>
-        <w:t>Add it to a new folder called PhysicsMaterial</w:t>
-      </w:r>
+        <w:t xml:space="preserve">Add it to a new folder called </w:t>
+      </w:r>
+      <w:proofErr w:type="spellStart"/>
+      <w:r>
+        <w:rPr>
+          <w:rFonts w:ascii="Bookman Old Style" w:eastAsia="Bookman Old Style" w:hAnsi="Bookman Old Style" w:cs="Bookman Old Style"/>
+        </w:rPr>
+        <w:t>PhysicsMaterial</w:t>
+      </w:r>
+      <w:proofErr w:type="spellEnd"/>
       <w:r>
         <w:rPr>
           <w:rFonts w:ascii="Bookman Old Style" w:eastAsia="Bookman Old Style" w:hAnsi="Bookman Old Style" w:cs="Bookman Old Style"/>
@@ -2803,6 +3402,7 @@
         </w:rPr>
         <w:t xml:space="preserve">Double click on </w:t>
       </w:r>
+      <w:proofErr w:type="spellStart"/>
       <w:r>
         <w:rPr>
           <w:rFonts w:ascii="Bookman Old Style" w:eastAsia="Bookman Old Style" w:hAnsi="Bookman Old Style" w:cs="Bookman Old Style"/>
@@ -2810,6 +3410,7 @@
         </w:rPr>
         <w:t>BouncyMaterial</w:t>
       </w:r>
+      <w:proofErr w:type="spellEnd"/>
       <w:r>
         <w:rPr>
           <w:rFonts w:ascii="Bookman Old Style" w:eastAsia="Bookman Old Style" w:hAnsi="Bookman Old Style" w:cs="Bookman Old Style"/>
@@ -2967,6 +3568,7 @@
         </w:rPr>
         <w:t xml:space="preserve">Assign the </w:t>
       </w:r>
+      <w:proofErr w:type="spellStart"/>
       <w:r>
         <w:rPr>
           <w:rFonts w:ascii="Bookman Old Style" w:eastAsia="Bookman Old Style" w:hAnsi="Bookman Old Style" w:cs="Bookman Old Style"/>
@@ -2974,6 +3576,7 @@
         </w:rPr>
         <w:t>BouncyMaterial</w:t>
       </w:r>
+      <w:proofErr w:type="spellEnd"/>
       <w:r>
         <w:rPr>
           <w:rFonts w:ascii="Bookman Old Style" w:eastAsia="Bookman Old Style" w:hAnsi="Bookman Old Style" w:cs="Bookman Old Style"/>
@@ -3105,7 +3708,25 @@
           <w:b/>
           <w:bCs/>
         </w:rPr>
-        <w:t>Initial Attempt (with Transform.Rotate)</w:t>
+        <w:t xml:space="preserve">Initial Attempt (with </w:t>
+      </w:r>
+      <w:proofErr w:type="spellStart"/>
+      <w:r>
+        <w:rPr>
+          <w:rFonts w:ascii="Bookman Old Style" w:eastAsia="Bookman Old Style" w:hAnsi="Bookman Old Style" w:cs="Bookman Old Style"/>
+          <w:b/>
+          <w:bCs/>
+        </w:rPr>
+        <w:t>Transform.Rotate</w:t>
+      </w:r>
+      <w:proofErr w:type="spellEnd"/>
+      <w:r>
+        <w:rPr>
+          <w:rFonts w:ascii="Bookman Old Style" w:eastAsia="Bookman Old Style" w:hAnsi="Bookman Old Style" w:cs="Bookman Old Style"/>
+          <w:b/>
+          <w:bCs/>
+        </w:rPr>
+        <w:t>)</w:t>
       </w:r>
       <w:r>
         <w:rPr>
@@ -3127,6 +3748,7 @@
         </w:rPr>
         <w:t xml:space="preserve">Create a new C# script called </w:t>
       </w:r>
+      <w:proofErr w:type="spellStart"/>
       <w:r>
         <w:rPr>
           <w:rFonts w:ascii="Bookman Old Style" w:eastAsia="Bookman Old Style" w:hAnsi="Bookman Old Style" w:cs="Bookman Old Style"/>
@@ -3134,6 +3756,7 @@
         </w:rPr>
         <w:t>TrapController</w:t>
       </w:r>
+      <w:proofErr w:type="spellEnd"/>
       <w:r>
         <w:rPr>
           <w:rFonts w:ascii="Bookman Old Style" w:eastAsia="Bookman Old Style" w:hAnsi="Bookman Old Style" w:cs="Bookman Old Style"/>
@@ -3172,6 +3795,7 @@
         </w:rPr>
         <w:t xml:space="preserve">Use the following code to try rotating the trap with </w:t>
       </w:r>
+      <w:proofErr w:type="spellStart"/>
       <w:r>
         <w:rPr>
           <w:rFonts w:ascii="Bookman Old Style" w:eastAsia="Bookman Old Style" w:hAnsi="Bookman Old Style" w:cs="Bookman Old Style"/>
@@ -3179,6 +3803,7 @@
         </w:rPr>
         <w:t>Transform.Rotate</w:t>
       </w:r>
+      <w:proofErr w:type="spellEnd"/>
       <w:r>
         <w:rPr>
           <w:rFonts w:ascii="Bookman Old Style" w:eastAsia="Bookman Old Style" w:hAnsi="Bookman Old Style" w:cs="Bookman Old Style"/>
@@ -3202,33 +3827,74 @@
           <w:rFonts w:ascii="Courier New" w:eastAsia="Courier New" w:hAnsi="Courier New" w:cs="Courier New"/>
           <w:color w:val="188038"/>
         </w:rPr>
-        <w:t>using UnityEngine;</w:t>
-      </w:r>
-    </w:p>
-    <w:p>
-      <w:pPr>
-        <w:ind w:left="720"/>
-        <w:rPr>
-          <w:rFonts w:ascii="Courier New" w:eastAsia="Courier New" w:hAnsi="Courier New" w:cs="Courier New"/>
-          <w:color w:val="188038"/>
-        </w:rPr>
-      </w:pPr>
-    </w:p>
-    <w:p>
-      <w:pPr>
-        <w:ind w:left="720"/>
-        <w:rPr>
-          <w:rFonts w:ascii="Courier New" w:eastAsia="Courier New" w:hAnsi="Courier New" w:cs="Courier New"/>
-          <w:color w:val="188038"/>
-        </w:rPr>
-      </w:pPr>
-      <w:r>
-        <w:rPr>
-          <w:rFonts w:ascii="Courier New" w:eastAsia="Courier New" w:hAnsi="Courier New" w:cs="Courier New"/>
-          <w:color w:val="188038"/>
-        </w:rPr>
-        <w:t>public class TrapController : MonoBehaviour</w:t>
-      </w:r>
+        <w:t xml:space="preserve">using </w:t>
+      </w:r>
+      <w:proofErr w:type="spellStart"/>
+      <w:r>
+        <w:rPr>
+          <w:rFonts w:ascii="Courier New" w:eastAsia="Courier New" w:hAnsi="Courier New" w:cs="Courier New"/>
+          <w:color w:val="188038"/>
+        </w:rPr>
+        <w:t>UnityEngine</w:t>
+      </w:r>
+      <w:proofErr w:type="spellEnd"/>
+      <w:r>
+        <w:rPr>
+          <w:rFonts w:ascii="Courier New" w:eastAsia="Courier New" w:hAnsi="Courier New" w:cs="Courier New"/>
+          <w:color w:val="188038"/>
+        </w:rPr>
+        <w:t>;</w:t>
+      </w:r>
+    </w:p>
+    <w:p>
+      <w:pPr>
+        <w:ind w:left="720"/>
+        <w:rPr>
+          <w:rFonts w:ascii="Courier New" w:eastAsia="Courier New" w:hAnsi="Courier New" w:cs="Courier New"/>
+          <w:color w:val="188038"/>
+        </w:rPr>
+      </w:pPr>
+    </w:p>
+    <w:p>
+      <w:pPr>
+        <w:ind w:left="720"/>
+        <w:rPr>
+          <w:rFonts w:ascii="Courier New" w:eastAsia="Courier New" w:hAnsi="Courier New" w:cs="Courier New"/>
+          <w:color w:val="188038"/>
+        </w:rPr>
+      </w:pPr>
+      <w:r>
+        <w:rPr>
+          <w:rFonts w:ascii="Courier New" w:eastAsia="Courier New" w:hAnsi="Courier New" w:cs="Courier New"/>
+          <w:color w:val="188038"/>
+        </w:rPr>
+        <w:t xml:space="preserve">public class </w:t>
+      </w:r>
+      <w:proofErr w:type="spellStart"/>
+      <w:r>
+        <w:rPr>
+          <w:rFonts w:ascii="Courier New" w:eastAsia="Courier New" w:hAnsi="Courier New" w:cs="Courier New"/>
+          <w:color w:val="188038"/>
+        </w:rPr>
+        <w:t>TrapController</w:t>
+      </w:r>
+      <w:proofErr w:type="spellEnd"/>
+      <w:r>
+        <w:rPr>
+          <w:rFonts w:ascii="Courier New" w:eastAsia="Courier New" w:hAnsi="Courier New" w:cs="Courier New"/>
+          <w:color w:val="188038"/>
+        </w:rPr>
+        <w:t xml:space="preserve"> : </w:t>
+      </w:r>
+      <w:proofErr w:type="spellStart"/>
+      <w:r>
+        <w:rPr>
+          <w:rFonts w:ascii="Courier New" w:eastAsia="Courier New" w:hAnsi="Courier New" w:cs="Courier New"/>
+          <w:color w:val="188038"/>
+        </w:rPr>
+        <w:t>MonoBehaviour</w:t>
+      </w:r>
+      <w:proofErr w:type="spellEnd"/>
     </w:p>
     <w:p>
       <w:pPr>
@@ -3259,7 +3925,23 @@
           <w:rFonts w:ascii="Courier New" w:eastAsia="Courier New" w:hAnsi="Courier New" w:cs="Courier New"/>
           <w:color w:val="188038"/>
         </w:rPr>
-        <w:t xml:space="preserve">    public float rotationSpeed = 100f;</w:t>
+        <w:t xml:space="preserve">    public float </w:t>
+      </w:r>
+      <w:proofErr w:type="spellStart"/>
+      <w:r>
+        <w:rPr>
+          <w:rFonts w:ascii="Courier New" w:eastAsia="Courier New" w:hAnsi="Courier New" w:cs="Courier New"/>
+          <w:color w:val="188038"/>
+        </w:rPr>
+        <w:t>rotationSpeed</w:t>
+      </w:r>
+      <w:proofErr w:type="spellEnd"/>
+      <w:r>
+        <w:rPr>
+          <w:rFonts w:ascii="Courier New" w:eastAsia="Courier New" w:hAnsi="Courier New" w:cs="Courier New"/>
+          <w:color w:val="188038"/>
+        </w:rPr>
+        <w:t xml:space="preserve"> = 100f;</w:t>
       </w:r>
     </w:p>
     <w:p>
@@ -3316,7 +3998,55 @@
           <w:rFonts w:ascii="Courier New" w:eastAsia="Courier New" w:hAnsi="Courier New" w:cs="Courier New"/>
           <w:color w:val="188038"/>
         </w:rPr>
-        <w:t xml:space="preserve">        transform.Rotate(0, rotationSpeed * Time.deltaTime, 0);</w:t>
+        <w:t xml:space="preserve">        </w:t>
+      </w:r>
+      <w:proofErr w:type="spellStart"/>
+      <w:r>
+        <w:rPr>
+          <w:rFonts w:ascii="Courier New" w:eastAsia="Courier New" w:hAnsi="Courier New" w:cs="Courier New"/>
+          <w:color w:val="188038"/>
+        </w:rPr>
+        <w:t>transform.Rotate</w:t>
+      </w:r>
+      <w:proofErr w:type="spellEnd"/>
+      <w:r>
+        <w:rPr>
+          <w:rFonts w:ascii="Courier New" w:eastAsia="Courier New" w:hAnsi="Courier New" w:cs="Courier New"/>
+          <w:color w:val="188038"/>
+        </w:rPr>
+        <w:t xml:space="preserve">(0, </w:t>
+      </w:r>
+      <w:proofErr w:type="spellStart"/>
+      <w:r>
+        <w:rPr>
+          <w:rFonts w:ascii="Courier New" w:eastAsia="Courier New" w:hAnsi="Courier New" w:cs="Courier New"/>
+          <w:color w:val="188038"/>
+        </w:rPr>
+        <w:t>rotationSpeed</w:t>
+      </w:r>
+      <w:proofErr w:type="spellEnd"/>
+      <w:r>
+        <w:rPr>
+          <w:rFonts w:ascii="Courier New" w:eastAsia="Courier New" w:hAnsi="Courier New" w:cs="Courier New"/>
+          <w:color w:val="188038"/>
+        </w:rPr>
+        <w:t xml:space="preserve"> * </w:t>
+      </w:r>
+      <w:proofErr w:type="spellStart"/>
+      <w:r>
+        <w:rPr>
+          <w:rFonts w:ascii="Courier New" w:eastAsia="Courier New" w:hAnsi="Courier New" w:cs="Courier New"/>
+          <w:color w:val="188038"/>
+        </w:rPr>
+        <w:t>Time.deltaTime</w:t>
+      </w:r>
+      <w:proofErr w:type="spellEnd"/>
+      <w:r>
+        <w:rPr>
+          <w:rFonts w:ascii="Courier New" w:eastAsia="Courier New" w:hAnsi="Courier New" w:cs="Courier New"/>
+          <w:color w:val="188038"/>
+        </w:rPr>
+        <w:t>, 0);</w:t>
       </w:r>
     </w:p>
     <w:p>
@@ -3428,7 +4158,10 @@
         <w:ind w:left="720"/>
       </w:pPr>
       <w:r>
-        <w:t>______________________________________________________________________________________________________________________________________________________________________________________________________________________________________________________________________________________________________________________________________________________________</w:t>
+        <w:rPr>
+          <w:highlight w:val="yellow"/>
+        </w:rPr>
+        <w:t>We can see that the trap goes through the player because of how fast it is moving.</w:t>
       </w:r>
     </w:p>
     <w:p>
@@ -3438,7 +4171,23 @@
       </w:pPr>
       <w:r>
         <w:br/>
-        <w:t>This issue is due to the fact that when were modifying the transform directly. It does not check if we have a collision in the way. So if the movement is fast enough the collision gets skipped. You can notice this issue closser if you use the pause button and then update frame by frame.</w:t>
+        <w:t xml:space="preserve">This issue is due to the fact that when </w:t>
+      </w:r>
+      <w:proofErr w:type="spellStart"/>
+      <w:r>
+        <w:t>were</w:t>
+      </w:r>
+      <w:proofErr w:type="spellEnd"/>
+      <w:r>
+        <w:t xml:space="preserve"> modifying the transform directly. It does not check if we have a collision in the way. So if the movement is fast enough the collision gets skipped. You can notice this issue </w:t>
+      </w:r>
+      <w:proofErr w:type="spellStart"/>
+      <w:r>
+        <w:t>closser</w:t>
+      </w:r>
+      <w:proofErr w:type="spellEnd"/>
+      <w:r>
+        <w:t xml:space="preserve"> if you use the pause button and then update frame by frame.</w:t>
       </w:r>
     </w:p>
     <w:p>
@@ -3518,7 +4267,25 @@
           <w:b/>
           <w:bCs/>
         </w:rPr>
-        <w:t>Fix Rotation (Rigidbody.MoveRotation )</w:t>
+        <w:t>Fix Rotation (</w:t>
+      </w:r>
+      <w:proofErr w:type="spellStart"/>
+      <w:r>
+        <w:rPr>
+          <w:rFonts w:ascii="Bookman Old Style" w:eastAsia="Bookman Old Style" w:hAnsi="Bookman Old Style" w:cs="Bookman Old Style"/>
+          <w:b/>
+          <w:bCs/>
+        </w:rPr>
+        <w:t>Rigidbody.MoveRotation</w:t>
+      </w:r>
+      <w:proofErr w:type="spellEnd"/>
+      <w:r>
+        <w:rPr>
+          <w:rFonts w:ascii="Bookman Old Style" w:eastAsia="Bookman Old Style" w:hAnsi="Bookman Old Style" w:cs="Bookman Old Style"/>
+          <w:b/>
+          <w:bCs/>
+        </w:rPr>
+        <w:t xml:space="preserve"> )</w:t>
       </w:r>
       <w:r>
         <w:rPr>
@@ -3541,7 +4308,6 @@
         <w:rPr>
           <w:rFonts w:ascii="Bookman Old Style" w:eastAsia="Bookman Old Style" w:hAnsi="Bookman Old Style" w:cs="Bookman Old Style"/>
         </w:rPr>
-        <w:lastRenderedPageBreak/>
         <w:t>Notice clipping issues with the initial attempt.</w:t>
       </w:r>
     </w:p>
@@ -3559,8 +4325,16 @@
         <w:rPr>
           <w:rFonts w:ascii="Bookman Old Style" w:eastAsia="Bookman Old Style" w:hAnsi="Bookman Old Style" w:cs="Bookman Old Style"/>
         </w:rPr>
-        <w:t>In order to make sure that during a rotation the physics calculation are done properly we will use the RigidBody.MoveRotation</w:t>
-      </w:r>
+        <w:t xml:space="preserve">In order to make sure that during a rotation the physics calculation are done properly we will use the </w:t>
+      </w:r>
+      <w:proofErr w:type="spellStart"/>
+      <w:r>
+        <w:rPr>
+          <w:rFonts w:ascii="Bookman Old Style" w:eastAsia="Bookman Old Style" w:hAnsi="Bookman Old Style" w:cs="Bookman Old Style"/>
+        </w:rPr>
+        <w:t>RigidBody.MoveRotation</w:t>
+      </w:r>
+      <w:proofErr w:type="spellEnd"/>
     </w:p>
     <w:p>
       <w:pPr>
@@ -3576,6 +4350,7 @@
         </w:rPr>
         <w:t xml:space="preserve">Modify the code to rotate the object using </w:t>
       </w:r>
+      <w:proofErr w:type="spellStart"/>
       <w:r>
         <w:rPr>
           <w:rFonts w:ascii="Bookman Old Style" w:eastAsia="Bookman Old Style" w:hAnsi="Bookman Old Style" w:cs="Bookman Old Style"/>
@@ -3584,6 +4359,7 @@
         </w:rPr>
         <w:t>Rigidbody.MoveRotation</w:t>
       </w:r>
+      <w:proofErr w:type="spellEnd"/>
       <w:r>
         <w:rPr>
           <w:rFonts w:ascii="Bookman Old Style" w:eastAsia="Bookman Old Style" w:hAnsi="Bookman Old Style" w:cs="Bookman Old Style"/>
@@ -3603,6 +4379,7 @@
         <w:rPr>
           <w:rFonts w:ascii="Courier New" w:eastAsia="Courier New" w:hAnsi="Courier New" w:cs="Courier New"/>
         </w:rPr>
+        <w:lastRenderedPageBreak/>
         <w:br/>
       </w:r>
       <w:r>
@@ -3610,33 +4387,74 @@
           <w:rFonts w:ascii="Courier New" w:eastAsia="Courier New" w:hAnsi="Courier New" w:cs="Courier New"/>
           <w:color w:val="188038"/>
         </w:rPr>
-        <w:t>using UnityEngine;</w:t>
-      </w:r>
-    </w:p>
-    <w:p>
-      <w:pPr>
-        <w:ind w:left="720"/>
-        <w:rPr>
-          <w:rFonts w:ascii="Courier New" w:eastAsia="Courier New" w:hAnsi="Courier New" w:cs="Courier New"/>
-          <w:color w:val="188038"/>
-        </w:rPr>
-      </w:pPr>
-    </w:p>
-    <w:p>
-      <w:pPr>
-        <w:ind w:left="720"/>
-        <w:rPr>
-          <w:rFonts w:ascii="Courier New" w:eastAsia="Courier New" w:hAnsi="Courier New" w:cs="Courier New"/>
-          <w:color w:val="188038"/>
-        </w:rPr>
-      </w:pPr>
-      <w:r>
-        <w:rPr>
-          <w:rFonts w:ascii="Courier New" w:eastAsia="Courier New" w:hAnsi="Courier New" w:cs="Courier New"/>
-          <w:color w:val="188038"/>
-        </w:rPr>
-        <w:t>public class TrapController : MonoBehaviour</w:t>
-      </w:r>
+        <w:t xml:space="preserve">using </w:t>
+      </w:r>
+      <w:proofErr w:type="spellStart"/>
+      <w:r>
+        <w:rPr>
+          <w:rFonts w:ascii="Courier New" w:eastAsia="Courier New" w:hAnsi="Courier New" w:cs="Courier New"/>
+          <w:color w:val="188038"/>
+        </w:rPr>
+        <w:t>UnityEngine</w:t>
+      </w:r>
+      <w:proofErr w:type="spellEnd"/>
+      <w:r>
+        <w:rPr>
+          <w:rFonts w:ascii="Courier New" w:eastAsia="Courier New" w:hAnsi="Courier New" w:cs="Courier New"/>
+          <w:color w:val="188038"/>
+        </w:rPr>
+        <w:t>;</w:t>
+      </w:r>
+    </w:p>
+    <w:p>
+      <w:pPr>
+        <w:ind w:left="720"/>
+        <w:rPr>
+          <w:rFonts w:ascii="Courier New" w:eastAsia="Courier New" w:hAnsi="Courier New" w:cs="Courier New"/>
+          <w:color w:val="188038"/>
+        </w:rPr>
+      </w:pPr>
+    </w:p>
+    <w:p>
+      <w:pPr>
+        <w:ind w:left="720"/>
+        <w:rPr>
+          <w:rFonts w:ascii="Courier New" w:eastAsia="Courier New" w:hAnsi="Courier New" w:cs="Courier New"/>
+          <w:color w:val="188038"/>
+        </w:rPr>
+      </w:pPr>
+      <w:r>
+        <w:rPr>
+          <w:rFonts w:ascii="Courier New" w:eastAsia="Courier New" w:hAnsi="Courier New" w:cs="Courier New"/>
+          <w:color w:val="188038"/>
+        </w:rPr>
+        <w:t xml:space="preserve">public class </w:t>
+      </w:r>
+      <w:proofErr w:type="spellStart"/>
+      <w:r>
+        <w:rPr>
+          <w:rFonts w:ascii="Courier New" w:eastAsia="Courier New" w:hAnsi="Courier New" w:cs="Courier New"/>
+          <w:color w:val="188038"/>
+        </w:rPr>
+        <w:t>TrapController</w:t>
+      </w:r>
+      <w:proofErr w:type="spellEnd"/>
+      <w:r>
+        <w:rPr>
+          <w:rFonts w:ascii="Courier New" w:eastAsia="Courier New" w:hAnsi="Courier New" w:cs="Courier New"/>
+          <w:color w:val="188038"/>
+        </w:rPr>
+        <w:t xml:space="preserve"> : </w:t>
+      </w:r>
+      <w:proofErr w:type="spellStart"/>
+      <w:r>
+        <w:rPr>
+          <w:rFonts w:ascii="Courier New" w:eastAsia="Courier New" w:hAnsi="Courier New" w:cs="Courier New"/>
+          <w:color w:val="188038"/>
+        </w:rPr>
+        <w:t>MonoBehaviour</w:t>
+      </w:r>
+      <w:proofErr w:type="spellEnd"/>
     </w:p>
     <w:p>
       <w:pPr>
@@ -3667,23 +4485,71 @@
           <w:rFonts w:ascii="Courier New" w:eastAsia="Courier New" w:hAnsi="Courier New" w:cs="Courier New"/>
           <w:color w:val="188038"/>
         </w:rPr>
-        <w:t xml:space="preserve">    public float rotationSpeed = 100f;</w:t>
-      </w:r>
-    </w:p>
-    <w:p>
-      <w:pPr>
-        <w:ind w:left="720"/>
-        <w:rPr>
-          <w:rFonts w:ascii="Courier New" w:eastAsia="Courier New" w:hAnsi="Courier New" w:cs="Courier New"/>
-          <w:color w:val="188038"/>
-        </w:rPr>
-      </w:pPr>
-      <w:r>
-        <w:rPr>
-          <w:rFonts w:ascii="Courier New" w:eastAsia="Courier New" w:hAnsi="Courier New" w:cs="Courier New"/>
-          <w:color w:val="188038"/>
-        </w:rPr>
-        <w:t xml:space="preserve">    private Rigidbody rb;</w:t>
+        <w:t xml:space="preserve">    public float </w:t>
+      </w:r>
+      <w:proofErr w:type="spellStart"/>
+      <w:r>
+        <w:rPr>
+          <w:rFonts w:ascii="Courier New" w:eastAsia="Courier New" w:hAnsi="Courier New" w:cs="Courier New"/>
+          <w:color w:val="188038"/>
+        </w:rPr>
+        <w:t>rotationSpeed</w:t>
+      </w:r>
+      <w:proofErr w:type="spellEnd"/>
+      <w:r>
+        <w:rPr>
+          <w:rFonts w:ascii="Courier New" w:eastAsia="Courier New" w:hAnsi="Courier New" w:cs="Courier New"/>
+          <w:color w:val="188038"/>
+        </w:rPr>
+        <w:t xml:space="preserve"> = 100f;</w:t>
+      </w:r>
+    </w:p>
+    <w:p>
+      <w:pPr>
+        <w:ind w:left="720"/>
+        <w:rPr>
+          <w:rFonts w:ascii="Courier New" w:eastAsia="Courier New" w:hAnsi="Courier New" w:cs="Courier New"/>
+          <w:color w:val="188038"/>
+        </w:rPr>
+      </w:pPr>
+      <w:r>
+        <w:rPr>
+          <w:rFonts w:ascii="Courier New" w:eastAsia="Courier New" w:hAnsi="Courier New" w:cs="Courier New"/>
+          <w:color w:val="188038"/>
+        </w:rPr>
+        <w:t xml:space="preserve">    private </w:t>
+      </w:r>
+      <w:proofErr w:type="spellStart"/>
+      <w:r>
+        <w:rPr>
+          <w:rFonts w:ascii="Courier New" w:eastAsia="Courier New" w:hAnsi="Courier New" w:cs="Courier New"/>
+          <w:color w:val="188038"/>
+        </w:rPr>
+        <w:t>Rigidbody</w:t>
+      </w:r>
+      <w:proofErr w:type="spellEnd"/>
+      <w:r>
+        <w:rPr>
+          <w:rFonts w:ascii="Courier New" w:eastAsia="Courier New" w:hAnsi="Courier New" w:cs="Courier New"/>
+          <w:color w:val="188038"/>
+        </w:rPr>
+        <w:t xml:space="preserve"> </w:t>
+      </w:r>
+      <w:proofErr w:type="spellStart"/>
+      <w:r>
+        <w:rPr>
+          <w:rFonts w:ascii="Courier New" w:eastAsia="Courier New" w:hAnsi="Courier New" w:cs="Courier New"/>
+          <w:color w:val="188038"/>
+        </w:rPr>
+        <w:t>rb</w:t>
+      </w:r>
+      <w:proofErr w:type="spellEnd"/>
+      <w:r>
+        <w:rPr>
+          <w:rFonts w:ascii="Courier New" w:eastAsia="Courier New" w:hAnsi="Courier New" w:cs="Courier New"/>
+          <w:color w:val="188038"/>
+        </w:rPr>
+        <w:t>;</w:t>
       </w:r>
     </w:p>
     <w:p>
@@ -3740,7 +4606,55 @@
           <w:rFonts w:ascii="Courier New" w:eastAsia="Courier New" w:hAnsi="Courier New" w:cs="Courier New"/>
           <w:color w:val="188038"/>
         </w:rPr>
-        <w:t xml:space="preserve">        rb = GetComponent&lt;Rigidbody&gt;();</w:t>
+        <w:t xml:space="preserve">        </w:t>
+      </w:r>
+      <w:proofErr w:type="spellStart"/>
+      <w:r>
+        <w:rPr>
+          <w:rFonts w:ascii="Courier New" w:eastAsia="Courier New" w:hAnsi="Courier New" w:cs="Courier New"/>
+          <w:color w:val="188038"/>
+        </w:rPr>
+        <w:t>rb</w:t>
+      </w:r>
+      <w:proofErr w:type="spellEnd"/>
+      <w:r>
+        <w:rPr>
+          <w:rFonts w:ascii="Courier New" w:eastAsia="Courier New" w:hAnsi="Courier New" w:cs="Courier New"/>
+          <w:color w:val="188038"/>
+        </w:rPr>
+        <w:t xml:space="preserve"> = </w:t>
+      </w:r>
+      <w:proofErr w:type="spellStart"/>
+      <w:r>
+        <w:rPr>
+          <w:rFonts w:ascii="Courier New" w:eastAsia="Courier New" w:hAnsi="Courier New" w:cs="Courier New"/>
+          <w:color w:val="188038"/>
+        </w:rPr>
+        <w:t>GetComponent</w:t>
+      </w:r>
+      <w:proofErr w:type="spellEnd"/>
+      <w:r>
+        <w:rPr>
+          <w:rFonts w:ascii="Courier New" w:eastAsia="Courier New" w:hAnsi="Courier New" w:cs="Courier New"/>
+          <w:color w:val="188038"/>
+        </w:rPr>
+        <w:t>&lt;</w:t>
+      </w:r>
+      <w:proofErr w:type="spellStart"/>
+      <w:r>
+        <w:rPr>
+          <w:rFonts w:ascii="Courier New" w:eastAsia="Courier New" w:hAnsi="Courier New" w:cs="Courier New"/>
+          <w:color w:val="188038"/>
+        </w:rPr>
+        <w:t>Rigidbody</w:t>
+      </w:r>
+      <w:proofErr w:type="spellEnd"/>
+      <w:r>
+        <w:rPr>
+          <w:rFonts w:ascii="Courier New" w:eastAsia="Courier New" w:hAnsi="Courier New" w:cs="Courier New"/>
+          <w:color w:val="188038"/>
+        </w:rPr>
+        <w:t>&gt;();</w:t>
       </w:r>
     </w:p>
     <w:p>
@@ -3781,7 +4695,23 @@
           <w:rFonts w:ascii="Courier New" w:eastAsia="Courier New" w:hAnsi="Courier New" w:cs="Courier New"/>
           <w:color w:val="188038"/>
         </w:rPr>
-        <w:t xml:space="preserve">    void FixedUpdate()</w:t>
+        <w:t xml:space="preserve">    void </w:t>
+      </w:r>
+      <w:proofErr w:type="spellStart"/>
+      <w:r>
+        <w:rPr>
+          <w:rFonts w:ascii="Courier New" w:eastAsia="Courier New" w:hAnsi="Courier New" w:cs="Courier New"/>
+          <w:color w:val="188038"/>
+        </w:rPr>
+        <w:t>FixedUpdate</w:t>
+      </w:r>
+      <w:proofErr w:type="spellEnd"/>
+      <w:r>
+        <w:rPr>
+          <w:rFonts w:ascii="Courier New" w:eastAsia="Courier New" w:hAnsi="Courier New" w:cs="Courier New"/>
+          <w:color w:val="188038"/>
+        </w:rPr>
+        <w:t>()</w:t>
       </w:r>
     </w:p>
     <w:p>
@@ -3813,23 +4743,135 @@
           <w:rFonts w:ascii="Courier New" w:eastAsia="Courier New" w:hAnsi="Courier New" w:cs="Courier New"/>
           <w:color w:val="188038"/>
         </w:rPr>
-        <w:t xml:space="preserve">        Quaternion deltaRotation = Quaternion.Euler(0, rotationSpeed * Time.fixedDeltaTime, 0);</w:t>
-      </w:r>
-    </w:p>
-    <w:p>
-      <w:pPr>
-        <w:ind w:left="720"/>
-        <w:rPr>
-          <w:rFonts w:ascii="Courier New" w:eastAsia="Courier New" w:hAnsi="Courier New" w:cs="Courier New"/>
-          <w:color w:val="188038"/>
-        </w:rPr>
-      </w:pPr>
-      <w:r>
-        <w:rPr>
-          <w:rFonts w:ascii="Courier New" w:eastAsia="Courier New" w:hAnsi="Courier New" w:cs="Courier New"/>
-          <w:color w:val="188038"/>
-        </w:rPr>
-        <w:t xml:space="preserve">        rb.MoveRotation(rb.rotation * deltaRotation);</w:t>
+        <w:t xml:space="preserve">        Quaternion </w:t>
+      </w:r>
+      <w:proofErr w:type="spellStart"/>
+      <w:r>
+        <w:rPr>
+          <w:rFonts w:ascii="Courier New" w:eastAsia="Courier New" w:hAnsi="Courier New" w:cs="Courier New"/>
+          <w:color w:val="188038"/>
+        </w:rPr>
+        <w:t>deltaRotation</w:t>
+      </w:r>
+      <w:proofErr w:type="spellEnd"/>
+      <w:r>
+        <w:rPr>
+          <w:rFonts w:ascii="Courier New" w:eastAsia="Courier New" w:hAnsi="Courier New" w:cs="Courier New"/>
+          <w:color w:val="188038"/>
+        </w:rPr>
+        <w:t xml:space="preserve"> = </w:t>
+      </w:r>
+      <w:proofErr w:type="spellStart"/>
+      <w:r>
+        <w:rPr>
+          <w:rFonts w:ascii="Courier New" w:eastAsia="Courier New" w:hAnsi="Courier New" w:cs="Courier New"/>
+          <w:color w:val="188038"/>
+        </w:rPr>
+        <w:t>Quaternion.Euler</w:t>
+      </w:r>
+      <w:proofErr w:type="spellEnd"/>
+      <w:r>
+        <w:rPr>
+          <w:rFonts w:ascii="Courier New" w:eastAsia="Courier New" w:hAnsi="Courier New" w:cs="Courier New"/>
+          <w:color w:val="188038"/>
+        </w:rPr>
+        <w:t xml:space="preserve">(0, </w:t>
+      </w:r>
+      <w:proofErr w:type="spellStart"/>
+      <w:r>
+        <w:rPr>
+          <w:rFonts w:ascii="Courier New" w:eastAsia="Courier New" w:hAnsi="Courier New" w:cs="Courier New"/>
+          <w:color w:val="188038"/>
+        </w:rPr>
+        <w:t>rotationSpeed</w:t>
+      </w:r>
+      <w:proofErr w:type="spellEnd"/>
+      <w:r>
+        <w:rPr>
+          <w:rFonts w:ascii="Courier New" w:eastAsia="Courier New" w:hAnsi="Courier New" w:cs="Courier New"/>
+          <w:color w:val="188038"/>
+        </w:rPr>
+        <w:t xml:space="preserve"> * </w:t>
+      </w:r>
+      <w:proofErr w:type="spellStart"/>
+      <w:r>
+        <w:rPr>
+          <w:rFonts w:ascii="Courier New" w:eastAsia="Courier New" w:hAnsi="Courier New" w:cs="Courier New"/>
+          <w:color w:val="188038"/>
+        </w:rPr>
+        <w:t>Time.fixedDeltaTime</w:t>
+      </w:r>
+      <w:proofErr w:type="spellEnd"/>
+      <w:r>
+        <w:rPr>
+          <w:rFonts w:ascii="Courier New" w:eastAsia="Courier New" w:hAnsi="Courier New" w:cs="Courier New"/>
+          <w:color w:val="188038"/>
+        </w:rPr>
+        <w:t>, 0);</w:t>
+      </w:r>
+    </w:p>
+    <w:p>
+      <w:pPr>
+        <w:ind w:left="720"/>
+        <w:rPr>
+          <w:rFonts w:ascii="Courier New" w:eastAsia="Courier New" w:hAnsi="Courier New" w:cs="Courier New"/>
+          <w:color w:val="188038"/>
+        </w:rPr>
+      </w:pPr>
+      <w:r>
+        <w:rPr>
+          <w:rFonts w:ascii="Courier New" w:eastAsia="Courier New" w:hAnsi="Courier New" w:cs="Courier New"/>
+          <w:color w:val="188038"/>
+        </w:rPr>
+        <w:t xml:space="preserve">        </w:t>
+      </w:r>
+      <w:proofErr w:type="spellStart"/>
+      <w:r>
+        <w:rPr>
+          <w:rFonts w:ascii="Courier New" w:eastAsia="Courier New" w:hAnsi="Courier New" w:cs="Courier New"/>
+          <w:color w:val="188038"/>
+        </w:rPr>
+        <w:t>rb.MoveRotation</w:t>
+      </w:r>
+      <w:proofErr w:type="spellEnd"/>
+      <w:r>
+        <w:rPr>
+          <w:rFonts w:ascii="Courier New" w:eastAsia="Courier New" w:hAnsi="Courier New" w:cs="Courier New"/>
+          <w:color w:val="188038"/>
+        </w:rPr>
+        <w:t>(</w:t>
+      </w:r>
+      <w:proofErr w:type="spellStart"/>
+      <w:r>
+        <w:rPr>
+          <w:rFonts w:ascii="Courier New" w:eastAsia="Courier New" w:hAnsi="Courier New" w:cs="Courier New"/>
+          <w:color w:val="188038"/>
+        </w:rPr>
+        <w:t>rb.rotation</w:t>
+      </w:r>
+      <w:proofErr w:type="spellEnd"/>
+      <w:r>
+        <w:rPr>
+          <w:rFonts w:ascii="Courier New" w:eastAsia="Courier New" w:hAnsi="Courier New" w:cs="Courier New"/>
+          <w:color w:val="188038"/>
+        </w:rPr>
+        <w:t xml:space="preserve"> * </w:t>
+      </w:r>
+      <w:proofErr w:type="spellStart"/>
+      <w:r>
+        <w:rPr>
+          <w:rFonts w:ascii="Courier New" w:eastAsia="Courier New" w:hAnsi="Courier New" w:cs="Courier New"/>
+          <w:color w:val="188038"/>
+        </w:rPr>
+        <w:t>deltaRotation</w:t>
+      </w:r>
+      <w:proofErr w:type="spellEnd"/>
+      <w:r>
+        <w:rPr>
+          <w:rFonts w:ascii="Courier New" w:eastAsia="Courier New" w:hAnsi="Courier New" w:cs="Courier New"/>
+          <w:color w:val="188038"/>
+        </w:rPr>
+        <w:t>);</w:t>
       </w:r>
     </w:p>
     <w:p>
@@ -4117,7 +5159,35 @@
         <w:rPr>
           <w:rFonts w:ascii="Bookman Old Style" w:eastAsia="Bookman Old Style" w:hAnsi="Bookman Old Style" w:cs="Bookman Old Style"/>
         </w:rPr>
-        <w:t>If one doesnt exist create one. With the AddTag option</w:t>
+        <w:t xml:space="preserve">If one </w:t>
+      </w:r>
+      <w:proofErr w:type="spellStart"/>
+      <w:r>
+        <w:rPr>
+          <w:rFonts w:ascii="Bookman Old Style" w:eastAsia="Bookman Old Style" w:hAnsi="Bookman Old Style" w:cs="Bookman Old Style"/>
+        </w:rPr>
+        <w:t>doesnt</w:t>
+      </w:r>
+      <w:proofErr w:type="spellEnd"/>
+      <w:r>
+        <w:rPr>
+          <w:rFonts w:ascii="Bookman Old Style" w:eastAsia="Bookman Old Style" w:hAnsi="Bookman Old Style" w:cs="Bookman Old Style"/>
+        </w:rPr>
+        <w:t xml:space="preserve"> exist create one. With the </w:t>
+      </w:r>
+      <w:proofErr w:type="spellStart"/>
+      <w:r>
+        <w:rPr>
+          <w:rFonts w:ascii="Bookman Old Style" w:eastAsia="Bookman Old Style" w:hAnsi="Bookman Old Style" w:cs="Bookman Old Style"/>
+        </w:rPr>
+        <w:t>AddTag</w:t>
+      </w:r>
+      <w:proofErr w:type="spellEnd"/>
+      <w:r>
+        <w:rPr>
+          <w:rFonts w:ascii="Bookman Old Style" w:eastAsia="Bookman Old Style" w:hAnsi="Bookman Old Style" w:cs="Bookman Old Style"/>
+        </w:rPr>
+        <w:t xml:space="preserve"> option</w:t>
       </w:r>
     </w:p>
     <w:p>
@@ -4273,6 +5343,7 @@
         </w:rPr>
         <w:t xml:space="preserve">Modify the </w:t>
       </w:r>
+      <w:proofErr w:type="spellStart"/>
       <w:r>
         <w:rPr>
           <w:rFonts w:ascii="Bookman Old Style" w:eastAsia="Bookman Old Style" w:hAnsi="Bookman Old Style" w:cs="Bookman Old Style"/>
@@ -4280,6 +5351,7 @@
         </w:rPr>
         <w:t>PlayerController</w:t>
       </w:r>
+      <w:proofErr w:type="spellEnd"/>
       <w:r>
         <w:rPr>
           <w:rFonts w:ascii="Bookman Old Style" w:eastAsia="Bookman Old Style" w:hAnsi="Bookman Old Style" w:cs="Bookman Old Style"/>
@@ -4307,7 +5379,23 @@
           <w:rFonts w:ascii="Courier New" w:eastAsia="Courier New" w:hAnsi="Courier New" w:cs="Courier New"/>
           <w:color w:val="188038"/>
         </w:rPr>
-        <w:t>void OnTriggerEnter(Collider other)</w:t>
+        <w:t xml:space="preserve">void </w:t>
+      </w:r>
+      <w:proofErr w:type="spellStart"/>
+      <w:r>
+        <w:rPr>
+          <w:rFonts w:ascii="Courier New" w:eastAsia="Courier New" w:hAnsi="Courier New" w:cs="Courier New"/>
+          <w:color w:val="188038"/>
+        </w:rPr>
+        <w:t>OnTriggerEnter</w:t>
+      </w:r>
+      <w:proofErr w:type="spellEnd"/>
+      <w:r>
+        <w:rPr>
+          <w:rFonts w:ascii="Courier New" w:eastAsia="Courier New" w:hAnsi="Courier New" w:cs="Courier New"/>
+          <w:color w:val="188038"/>
+        </w:rPr>
+        <w:t>(Collider other)</w:t>
       </w:r>
     </w:p>
     <w:p>
@@ -4339,7 +5427,23 @@
           <w:rFonts w:ascii="Courier New" w:eastAsia="Courier New" w:hAnsi="Courier New" w:cs="Courier New"/>
           <w:color w:val="188038"/>
         </w:rPr>
-        <w:t xml:space="preserve">    if (other.CompareTag("Goal"))</w:t>
+        <w:t xml:space="preserve">    if (</w:t>
+      </w:r>
+      <w:proofErr w:type="spellStart"/>
+      <w:r>
+        <w:rPr>
+          <w:rFonts w:ascii="Courier New" w:eastAsia="Courier New" w:hAnsi="Courier New" w:cs="Courier New"/>
+          <w:color w:val="188038"/>
+        </w:rPr>
+        <w:t>other.CompareTag</w:t>
+      </w:r>
+      <w:proofErr w:type="spellEnd"/>
+      <w:r>
+        <w:rPr>
+          <w:rFonts w:ascii="Courier New" w:eastAsia="Courier New" w:hAnsi="Courier New" w:cs="Courier New"/>
+          <w:color w:val="188038"/>
+        </w:rPr>
+        <w:t>("Goal"))</w:t>
       </w:r>
     </w:p>
     <w:p>
@@ -4371,7 +5475,23 @@
           <w:rFonts w:ascii="Courier New" w:eastAsia="Courier New" w:hAnsi="Courier New" w:cs="Courier New"/>
           <w:color w:val="188038"/>
         </w:rPr>
-        <w:t xml:space="preserve">        Debug.Log("You Win");</w:t>
+        <w:t xml:space="preserve">        </w:t>
+      </w:r>
+      <w:proofErr w:type="spellStart"/>
+      <w:r>
+        <w:rPr>
+          <w:rFonts w:ascii="Courier New" w:eastAsia="Courier New" w:hAnsi="Courier New" w:cs="Courier New"/>
+          <w:color w:val="188038"/>
+        </w:rPr>
+        <w:t>Debug.Log</w:t>
+      </w:r>
+      <w:proofErr w:type="spellEnd"/>
+      <w:r>
+        <w:rPr>
+          <w:rFonts w:ascii="Courier New" w:eastAsia="Courier New" w:hAnsi="Courier New" w:cs="Courier New"/>
+          <w:color w:val="188038"/>
+        </w:rPr>
+        <w:t>("You Win");</w:t>
       </w:r>
     </w:p>
     <w:p>
@@ -4440,7 +5560,21 @@
         <w:rPr>
           <w:rFonts w:ascii="Bookman Old Style" w:eastAsia="Bookman Old Style" w:hAnsi="Bookman Old Style" w:cs="Bookman Old Style"/>
         </w:rPr>
-        <w:t>The line if (other.CompareTag("Goal")) allows us to check those tags on our game object to differentiate the different objects.</w:t>
+        <w:t>The line if (</w:t>
+      </w:r>
+      <w:proofErr w:type="spellStart"/>
+      <w:r>
+        <w:rPr>
+          <w:rFonts w:ascii="Bookman Old Style" w:eastAsia="Bookman Old Style" w:hAnsi="Bookman Old Style" w:cs="Bookman Old Style"/>
+        </w:rPr>
+        <w:t>other.CompareTag</w:t>
+      </w:r>
+      <w:proofErr w:type="spellEnd"/>
+      <w:r>
+        <w:rPr>
+          <w:rFonts w:ascii="Bookman Old Style" w:eastAsia="Bookman Old Style" w:hAnsi="Bookman Old Style" w:cs="Bookman Old Style"/>
+        </w:rPr>
+        <w:t>("Goal")) allows us to check those tags on our game object to differentiate the different objects.</w:t>
       </w:r>
     </w:p>
     <w:p>
@@ -4493,6 +5627,47 @@
       <w:r>
         <w:rPr>
           <w:rFonts w:ascii="Bookman Old Style" w:eastAsia="Bookman Old Style" w:hAnsi="Bookman Old Style" w:cs="Bookman Old Style"/>
+          <w:noProof/>
+        </w:rPr>
+        <w:drawing>
+          <wp:inline distT="0" distB="0" distL="0" distR="0" wp14:anchorId="5D9CE0D1" wp14:editId="0F7FD41C">
+            <wp:extent cx="5943600" cy="1071880"/>
+            <wp:effectExtent l="0" t="0" r="0" b="0"/>
+            <wp:docPr id="28" name="Picture 28"/>
+            <wp:cNvGraphicFramePr>
+              <a:graphicFrameLocks xmlns:a="http://schemas.openxmlformats.org/drawingml/2006/main" noChangeAspect="1"/>
+            </wp:cNvGraphicFramePr>
+            <a:graphic xmlns:a="http://schemas.openxmlformats.org/drawingml/2006/main">
+              <a:graphicData uri="http://schemas.openxmlformats.org/drawingml/2006/picture">
+                <pic:pic xmlns:pic="http://schemas.openxmlformats.org/drawingml/2006/picture">
+                  <pic:nvPicPr>
+                    <pic:cNvPr id="1" name=""/>
+                    <pic:cNvPicPr/>
+                  </pic:nvPicPr>
+                  <pic:blipFill>
+                    <a:blip r:embed="rId28"/>
+                    <a:stretch>
+                      <a:fillRect/>
+                    </a:stretch>
+                  </pic:blipFill>
+                  <pic:spPr>
+                    <a:xfrm>
+                      <a:off x="0" y="0"/>
+                      <a:ext cx="5943600" cy="1071880"/>
+                    </a:xfrm>
+                    <a:prstGeom prst="rect">
+                      <a:avLst/>
+                    </a:prstGeom>
+                  </pic:spPr>
+                </pic:pic>
+              </a:graphicData>
+            </a:graphic>
+          </wp:inline>
+        </w:drawing>
+      </w:r>
+      <w:r>
+        <w:rPr>
+          <w:rFonts w:ascii="Bookman Old Style" w:eastAsia="Bookman Old Style" w:hAnsi="Bookman Old Style" w:cs="Bookman Old Style"/>
         </w:rPr>
         <w:br/>
       </w:r>
@@ -4677,7 +5852,6 @@
     </w:p>
     <w:p>
       <w:r>
-        <w:lastRenderedPageBreak/>
         <w:pict w14:anchorId="3983FBDB">
           <v:rect id="_x0000_i1028" style="width:0;height:1.5pt" o:hralign="center" o:hrstd="t" o:hr="t" fillcolor="#a0a0a0" stroked="f"/>
         </w:pict>
@@ -4726,6 +5900,7 @@
         </w:rPr>
         <w:t xml:space="preserve">Add a tag named </w:t>
       </w:r>
+      <w:proofErr w:type="spellStart"/>
       <w:r>
         <w:rPr>
           <w:rFonts w:ascii="Bookman Old Style" w:eastAsia="Bookman Old Style" w:hAnsi="Bookman Old Style" w:cs="Bookman Old Style"/>
@@ -4733,6 +5908,7 @@
         </w:rPr>
         <w:t>DeathPlane</w:t>
       </w:r>
+      <w:proofErr w:type="spellEnd"/>
       <w:r>
         <w:rPr>
           <w:rFonts w:ascii="Bookman Old Style" w:eastAsia="Bookman Old Style" w:hAnsi="Bookman Old Style" w:cs="Bookman Old Style"/>
@@ -4758,7 +5934,7 @@
                     <pic:cNvPicPr preferRelativeResize="0"/>
                   </pic:nvPicPr>
                   <pic:blipFill>
-                    <a:blip r:embed="rId28"/>
+                    <a:blip r:embed="rId29"/>
                     <a:srcRect/>
                     <a:stretch>
                       <a:fillRect/>
@@ -4822,7 +5998,7 @@
                     <pic:cNvPicPr preferRelativeResize="0"/>
                   </pic:nvPicPr>
                   <pic:blipFill>
-                    <a:blip r:embed="rId29"/>
+                    <a:blip r:embed="rId30"/>
                     <a:srcRect/>
                     <a:stretch>
                       <a:fillRect/>
@@ -4902,7 +6078,7 @@
                     <pic:cNvPicPr preferRelativeResize="0"/>
                   </pic:nvPicPr>
                   <pic:blipFill>
-                    <a:blip r:embed="rId30"/>
+                    <a:blip r:embed="rId31"/>
                     <a:srcRect/>
                     <a:stretch>
                       <a:fillRect/>
@@ -4939,7 +6115,35 @@
         <w:rPr>
           <w:rFonts w:ascii="Bookman Old Style" w:eastAsia="Bookman Old Style" w:hAnsi="Bookman Old Style" w:cs="Bookman Old Style"/>
         </w:rPr>
-        <w:t xml:space="preserve">Then the plus ane write deathplane </w:t>
+        <w:t xml:space="preserve">Then the plus </w:t>
+      </w:r>
+      <w:proofErr w:type="spellStart"/>
+      <w:r>
+        <w:rPr>
+          <w:rFonts w:ascii="Bookman Old Style" w:eastAsia="Bookman Old Style" w:hAnsi="Bookman Old Style" w:cs="Bookman Old Style"/>
+        </w:rPr>
+        <w:t>ane</w:t>
+      </w:r>
+      <w:proofErr w:type="spellEnd"/>
+      <w:r>
+        <w:rPr>
+          <w:rFonts w:ascii="Bookman Old Style" w:eastAsia="Bookman Old Style" w:hAnsi="Bookman Old Style" w:cs="Bookman Old Style"/>
+        </w:rPr>
+        <w:t xml:space="preserve"> write </w:t>
+      </w:r>
+      <w:proofErr w:type="spellStart"/>
+      <w:r>
+        <w:rPr>
+          <w:rFonts w:ascii="Bookman Old Style" w:eastAsia="Bookman Old Style" w:hAnsi="Bookman Old Style" w:cs="Bookman Old Style"/>
+        </w:rPr>
+        <w:t>deathplane</w:t>
+      </w:r>
+      <w:proofErr w:type="spellEnd"/>
+      <w:r>
+        <w:rPr>
+          <w:rFonts w:ascii="Bookman Old Style" w:eastAsia="Bookman Old Style" w:hAnsi="Bookman Old Style" w:cs="Bookman Old Style"/>
+        </w:rPr>
+        <w:t xml:space="preserve"> </w:t>
       </w:r>
     </w:p>
     <w:p>
@@ -4971,7 +6175,7 @@
                     <pic:cNvPicPr preferRelativeResize="0"/>
                   </pic:nvPicPr>
                   <pic:blipFill>
-                    <a:blip r:embed="rId31"/>
+                    <a:blip r:embed="rId32"/>
                     <a:srcRect/>
                     <a:stretch>
                       <a:fillRect/>
@@ -5008,7 +6212,21 @@
         <w:rPr>
           <w:rFonts w:ascii="Bookman Old Style" w:eastAsia="Bookman Old Style" w:hAnsi="Bookman Old Style" w:cs="Bookman Old Style"/>
         </w:rPr>
-        <w:t>Then select it from the same drop dowm option.</w:t>
+        <w:t xml:space="preserve">Then select it from the same drop </w:t>
+      </w:r>
+      <w:proofErr w:type="spellStart"/>
+      <w:r>
+        <w:rPr>
+          <w:rFonts w:ascii="Bookman Old Style" w:eastAsia="Bookman Old Style" w:hAnsi="Bookman Old Style" w:cs="Bookman Old Style"/>
+        </w:rPr>
+        <w:t>dowm</w:t>
+      </w:r>
+      <w:proofErr w:type="spellEnd"/>
+      <w:r>
+        <w:rPr>
+          <w:rFonts w:ascii="Bookman Old Style" w:eastAsia="Bookman Old Style" w:hAnsi="Bookman Old Style" w:cs="Bookman Old Style"/>
+        </w:rPr>
+        <w:t xml:space="preserve"> option.</w:t>
       </w:r>
     </w:p>
     <w:p>
@@ -5025,6 +6243,7 @@
         </w:rPr>
         <w:t xml:space="preserve">Then Modify the </w:t>
       </w:r>
+      <w:proofErr w:type="spellStart"/>
       <w:r>
         <w:rPr>
           <w:rFonts w:ascii="Bookman Old Style" w:eastAsia="Bookman Old Style" w:hAnsi="Bookman Old Style" w:cs="Bookman Old Style"/>
@@ -5032,11 +6251,26 @@
         </w:rPr>
         <w:t>PlayerController</w:t>
       </w:r>
-      <w:r>
-        <w:rPr>
-          <w:rFonts w:ascii="Bookman Old Style" w:eastAsia="Bookman Old Style" w:hAnsi="Bookman Old Style" w:cs="Bookman Old Style"/>
-        </w:rPr>
-        <w:t xml:space="preserve"> script to teleport the player back to its original position when it touches the death plane by adding these lines of code before the FixedUpdate loop:</w:t>
+      <w:proofErr w:type="spellEnd"/>
+      <w:r>
+        <w:rPr>
+          <w:rFonts w:ascii="Bookman Old Style" w:eastAsia="Bookman Old Style" w:hAnsi="Bookman Old Style" w:cs="Bookman Old Style"/>
+        </w:rPr>
+        <w:t xml:space="preserve"> script to teleport the player back to its original position when it touches the death plane by adding these lines of code before the </w:t>
+      </w:r>
+      <w:proofErr w:type="spellStart"/>
+      <w:r>
+        <w:rPr>
+          <w:rFonts w:ascii="Bookman Old Style" w:eastAsia="Bookman Old Style" w:hAnsi="Bookman Old Style" w:cs="Bookman Old Style"/>
+        </w:rPr>
+        <w:t>FixedUpdate</w:t>
+      </w:r>
+      <w:proofErr w:type="spellEnd"/>
+      <w:r>
+        <w:rPr>
+          <w:rFonts w:ascii="Bookman Old Style" w:eastAsia="Bookman Old Style" w:hAnsi="Bookman Old Style" w:cs="Bookman Old Style"/>
+        </w:rPr>
+        <w:t xml:space="preserve"> loop:</w:t>
       </w:r>
     </w:p>
     <w:p/>
@@ -5053,31 +6287,47 @@
           <w:rFonts w:ascii="Roboto Mono" w:eastAsia="Roboto Mono" w:hAnsi="Roboto Mono" w:cs="Roboto Mono"/>
           <w:color w:val="188038"/>
         </w:rPr>
-        <w:t>private Vector3 startPosition;</w:t>
-      </w:r>
-    </w:p>
-    <w:p>
-      <w:pPr>
-        <w:ind w:left="720"/>
+        <w:t xml:space="preserve">private Vector3 </w:t>
+      </w:r>
+      <w:proofErr w:type="spellStart"/>
+      <w:r>
         <w:rPr>
           <w:rFonts w:ascii="Roboto Mono" w:eastAsia="Roboto Mono" w:hAnsi="Roboto Mono" w:cs="Roboto Mono"/>
           <w:color w:val="188038"/>
         </w:rPr>
-      </w:pPr>
-    </w:p>
-    <w:p>
-      <w:pPr>
-        <w:ind w:left="720"/>
+        <w:t>startPosition</w:t>
+      </w:r>
+      <w:proofErr w:type="spellEnd"/>
+      <w:r>
         <w:rPr>
           <w:rFonts w:ascii="Roboto Mono" w:eastAsia="Roboto Mono" w:hAnsi="Roboto Mono" w:cs="Roboto Mono"/>
           <w:color w:val="188038"/>
         </w:rPr>
-      </w:pPr>
-      <w:r>
+        <w:t>;</w:t>
+      </w:r>
+    </w:p>
+    <w:p>
+      <w:pPr>
+        <w:ind w:left="720"/>
         <w:rPr>
           <w:rFonts w:ascii="Roboto Mono" w:eastAsia="Roboto Mono" w:hAnsi="Roboto Mono" w:cs="Roboto Mono"/>
           <w:color w:val="188038"/>
         </w:rPr>
+      </w:pPr>
+    </w:p>
+    <w:p>
+      <w:pPr>
+        <w:ind w:left="720"/>
+        <w:rPr>
+          <w:rFonts w:ascii="Roboto Mono" w:eastAsia="Roboto Mono" w:hAnsi="Roboto Mono" w:cs="Roboto Mono"/>
+          <w:color w:val="188038"/>
+        </w:rPr>
+      </w:pPr>
+      <w:r>
+        <w:rPr>
+          <w:rFonts w:ascii="Roboto Mono" w:eastAsia="Roboto Mono" w:hAnsi="Roboto Mono" w:cs="Roboto Mono"/>
+          <w:color w:val="188038"/>
+        </w:rPr>
         <w:t>void Start()</w:t>
       </w:r>
     </w:p>
@@ -5110,38 +6360,118 @@
           <w:rFonts w:ascii="Roboto Mono" w:eastAsia="Roboto Mono" w:hAnsi="Roboto Mono" w:cs="Roboto Mono"/>
           <w:color w:val="188038"/>
         </w:rPr>
-        <w:t xml:space="preserve">    rb = GetComponent&lt;Rigidbody&gt;();</w:t>
-      </w:r>
-    </w:p>
-    <w:p>
-      <w:pPr>
-        <w:ind w:left="720"/>
+        <w:t xml:space="preserve">    </w:t>
+      </w:r>
+      <w:proofErr w:type="spellStart"/>
+      <w:r>
         <w:rPr>
           <w:rFonts w:ascii="Roboto Mono" w:eastAsia="Roboto Mono" w:hAnsi="Roboto Mono" w:cs="Roboto Mono"/>
           <w:color w:val="188038"/>
         </w:rPr>
-      </w:pPr>
+        <w:t>rb</w:t>
+      </w:r>
+      <w:proofErr w:type="spellEnd"/>
       <w:r>
         <w:rPr>
           <w:rFonts w:ascii="Roboto Mono" w:eastAsia="Roboto Mono" w:hAnsi="Roboto Mono" w:cs="Roboto Mono"/>
           <w:color w:val="188038"/>
         </w:rPr>
-        <w:t xml:space="preserve">    startPosition = transform.position;</w:t>
-      </w:r>
-    </w:p>
-    <w:p>
-      <w:pPr>
-        <w:ind w:left="720"/>
+        <w:t xml:space="preserve"> = </w:t>
+      </w:r>
+      <w:proofErr w:type="spellStart"/>
+      <w:r>
         <w:rPr>
           <w:rFonts w:ascii="Roboto Mono" w:eastAsia="Roboto Mono" w:hAnsi="Roboto Mono" w:cs="Roboto Mono"/>
           <w:color w:val="188038"/>
         </w:rPr>
-      </w:pPr>
+        <w:t>GetComponent</w:t>
+      </w:r>
+      <w:proofErr w:type="spellEnd"/>
       <w:r>
         <w:rPr>
           <w:rFonts w:ascii="Roboto Mono" w:eastAsia="Roboto Mono" w:hAnsi="Roboto Mono" w:cs="Roboto Mono"/>
           <w:color w:val="188038"/>
         </w:rPr>
+        <w:t>&lt;</w:t>
+      </w:r>
+      <w:proofErr w:type="spellStart"/>
+      <w:r>
+        <w:rPr>
+          <w:rFonts w:ascii="Roboto Mono" w:eastAsia="Roboto Mono" w:hAnsi="Roboto Mono" w:cs="Roboto Mono"/>
+          <w:color w:val="188038"/>
+        </w:rPr>
+        <w:t>Rigidbody</w:t>
+      </w:r>
+      <w:proofErr w:type="spellEnd"/>
+      <w:r>
+        <w:rPr>
+          <w:rFonts w:ascii="Roboto Mono" w:eastAsia="Roboto Mono" w:hAnsi="Roboto Mono" w:cs="Roboto Mono"/>
+          <w:color w:val="188038"/>
+        </w:rPr>
+        <w:t>&gt;();</w:t>
+      </w:r>
+    </w:p>
+    <w:p>
+      <w:pPr>
+        <w:ind w:left="720"/>
+        <w:rPr>
+          <w:rFonts w:ascii="Roboto Mono" w:eastAsia="Roboto Mono" w:hAnsi="Roboto Mono" w:cs="Roboto Mono"/>
+          <w:color w:val="188038"/>
+        </w:rPr>
+      </w:pPr>
+      <w:r>
+        <w:rPr>
+          <w:rFonts w:ascii="Roboto Mono" w:eastAsia="Roboto Mono" w:hAnsi="Roboto Mono" w:cs="Roboto Mono"/>
+          <w:color w:val="188038"/>
+        </w:rPr>
+        <w:t xml:space="preserve">    </w:t>
+      </w:r>
+      <w:proofErr w:type="spellStart"/>
+      <w:r>
+        <w:rPr>
+          <w:rFonts w:ascii="Roboto Mono" w:eastAsia="Roboto Mono" w:hAnsi="Roboto Mono" w:cs="Roboto Mono"/>
+          <w:color w:val="188038"/>
+        </w:rPr>
+        <w:t>startPosition</w:t>
+      </w:r>
+      <w:proofErr w:type="spellEnd"/>
+      <w:r>
+        <w:rPr>
+          <w:rFonts w:ascii="Roboto Mono" w:eastAsia="Roboto Mono" w:hAnsi="Roboto Mono" w:cs="Roboto Mono"/>
+          <w:color w:val="188038"/>
+        </w:rPr>
+        <w:t xml:space="preserve"> = </w:t>
+      </w:r>
+      <w:proofErr w:type="spellStart"/>
+      <w:r>
+        <w:rPr>
+          <w:rFonts w:ascii="Roboto Mono" w:eastAsia="Roboto Mono" w:hAnsi="Roboto Mono" w:cs="Roboto Mono"/>
+          <w:color w:val="188038"/>
+        </w:rPr>
+        <w:t>transform.position</w:t>
+      </w:r>
+      <w:proofErr w:type="spellEnd"/>
+      <w:r>
+        <w:rPr>
+          <w:rFonts w:ascii="Roboto Mono" w:eastAsia="Roboto Mono" w:hAnsi="Roboto Mono" w:cs="Roboto Mono"/>
+          <w:color w:val="188038"/>
+        </w:rPr>
+        <w:t>;</w:t>
+      </w:r>
+    </w:p>
+    <w:p>
+      <w:pPr>
+        <w:ind w:left="720"/>
+        <w:rPr>
+          <w:rFonts w:ascii="Roboto Mono" w:eastAsia="Roboto Mono" w:hAnsi="Roboto Mono" w:cs="Roboto Mono"/>
+          <w:color w:val="188038"/>
+        </w:rPr>
+      </w:pPr>
+      <w:r>
+        <w:rPr>
+          <w:rFonts w:ascii="Roboto Mono" w:eastAsia="Roboto Mono" w:hAnsi="Roboto Mono" w:cs="Roboto Mono"/>
+          <w:color w:val="188038"/>
+        </w:rPr>
         <w:t>}</w:t>
       </w:r>
     </w:p>
@@ -5167,22 +6497,38 @@
           <w:rFonts w:ascii="Roboto Mono" w:eastAsia="Roboto Mono" w:hAnsi="Roboto Mono" w:cs="Roboto Mono"/>
           <w:color w:val="188038"/>
         </w:rPr>
-        <w:t>void OnTriggerEnter(Collider other)</w:t>
-      </w:r>
-    </w:p>
-    <w:p>
-      <w:pPr>
-        <w:ind w:left="720"/>
+        <w:t xml:space="preserve">void </w:t>
+      </w:r>
+      <w:proofErr w:type="spellStart"/>
+      <w:r>
         <w:rPr>
           <w:rFonts w:ascii="Roboto Mono" w:eastAsia="Roboto Mono" w:hAnsi="Roboto Mono" w:cs="Roboto Mono"/>
           <w:color w:val="188038"/>
         </w:rPr>
-      </w:pPr>
+        <w:t>OnTriggerEnter</w:t>
+      </w:r>
+      <w:proofErr w:type="spellEnd"/>
       <w:r>
         <w:rPr>
           <w:rFonts w:ascii="Roboto Mono" w:eastAsia="Roboto Mono" w:hAnsi="Roboto Mono" w:cs="Roboto Mono"/>
           <w:color w:val="188038"/>
         </w:rPr>
+        <w:t>(Collider other)</w:t>
+      </w:r>
+    </w:p>
+    <w:p>
+      <w:pPr>
+        <w:ind w:left="720"/>
+        <w:rPr>
+          <w:rFonts w:ascii="Roboto Mono" w:eastAsia="Roboto Mono" w:hAnsi="Roboto Mono" w:cs="Roboto Mono"/>
+          <w:color w:val="188038"/>
+        </w:rPr>
+      </w:pPr>
+      <w:r>
+        <w:rPr>
+          <w:rFonts w:ascii="Roboto Mono" w:eastAsia="Roboto Mono" w:hAnsi="Roboto Mono" w:cs="Roboto Mono"/>
+          <w:color w:val="188038"/>
+        </w:rPr>
         <w:t>{</w:t>
       </w:r>
     </w:p>
@@ -5199,22 +6545,38 @@
           <w:rFonts w:ascii="Roboto Mono" w:eastAsia="Roboto Mono" w:hAnsi="Roboto Mono" w:cs="Roboto Mono"/>
           <w:color w:val="188038"/>
         </w:rPr>
-        <w:t xml:space="preserve">    if (other.CompareTag("Goal"))</w:t>
-      </w:r>
-    </w:p>
-    <w:p>
-      <w:pPr>
-        <w:ind w:left="720"/>
+        <w:t xml:space="preserve">    if (</w:t>
+      </w:r>
+      <w:proofErr w:type="spellStart"/>
+      <w:r>
         <w:rPr>
           <w:rFonts w:ascii="Roboto Mono" w:eastAsia="Roboto Mono" w:hAnsi="Roboto Mono" w:cs="Roboto Mono"/>
           <w:color w:val="188038"/>
         </w:rPr>
-      </w:pPr>
+        <w:t>other.CompareTag</w:t>
+      </w:r>
+      <w:proofErr w:type="spellEnd"/>
       <w:r>
         <w:rPr>
           <w:rFonts w:ascii="Roboto Mono" w:eastAsia="Roboto Mono" w:hAnsi="Roboto Mono" w:cs="Roboto Mono"/>
           <w:color w:val="188038"/>
         </w:rPr>
+        <w:t>("Goal"))</w:t>
+      </w:r>
+    </w:p>
+    <w:p>
+      <w:pPr>
+        <w:ind w:left="720"/>
+        <w:rPr>
+          <w:rFonts w:ascii="Roboto Mono" w:eastAsia="Roboto Mono" w:hAnsi="Roboto Mono" w:cs="Roboto Mono"/>
+          <w:color w:val="188038"/>
+        </w:rPr>
+      </w:pPr>
+      <w:r>
+        <w:rPr>
+          <w:rFonts w:ascii="Roboto Mono" w:eastAsia="Roboto Mono" w:hAnsi="Roboto Mono" w:cs="Roboto Mono"/>
+          <w:color w:val="188038"/>
+        </w:rPr>
         <w:t xml:space="preserve">    {</w:t>
       </w:r>
     </w:p>
@@ -5231,22 +6593,38 @@
           <w:rFonts w:ascii="Roboto Mono" w:eastAsia="Roboto Mono" w:hAnsi="Roboto Mono" w:cs="Roboto Mono"/>
           <w:color w:val="188038"/>
         </w:rPr>
-        <w:t xml:space="preserve">        Debug.Log("You Win");</w:t>
-      </w:r>
-    </w:p>
-    <w:p>
-      <w:pPr>
-        <w:ind w:left="720"/>
+        <w:t xml:space="preserve">        </w:t>
+      </w:r>
+      <w:proofErr w:type="spellStart"/>
+      <w:r>
         <w:rPr>
           <w:rFonts w:ascii="Roboto Mono" w:eastAsia="Roboto Mono" w:hAnsi="Roboto Mono" w:cs="Roboto Mono"/>
           <w:color w:val="188038"/>
         </w:rPr>
-      </w:pPr>
+        <w:t>Debug.Log</w:t>
+      </w:r>
+      <w:proofErr w:type="spellEnd"/>
       <w:r>
         <w:rPr>
           <w:rFonts w:ascii="Roboto Mono" w:eastAsia="Roboto Mono" w:hAnsi="Roboto Mono" w:cs="Roboto Mono"/>
           <w:color w:val="188038"/>
         </w:rPr>
+        <w:t>("You Win");</w:t>
+      </w:r>
+    </w:p>
+    <w:p>
+      <w:pPr>
+        <w:ind w:left="720"/>
+        <w:rPr>
+          <w:rFonts w:ascii="Roboto Mono" w:eastAsia="Roboto Mono" w:hAnsi="Roboto Mono" w:cs="Roboto Mono"/>
+          <w:color w:val="188038"/>
+        </w:rPr>
+      </w:pPr>
+      <w:r>
+        <w:rPr>
+          <w:rFonts w:ascii="Roboto Mono" w:eastAsia="Roboto Mono" w:hAnsi="Roboto Mono" w:cs="Roboto Mono"/>
+          <w:color w:val="188038"/>
+        </w:rPr>
         <w:t xml:space="preserve">    }</w:t>
       </w:r>
     </w:p>
@@ -5263,7 +6641,39 @@
           <w:rFonts w:ascii="Roboto Mono" w:eastAsia="Roboto Mono" w:hAnsi="Roboto Mono" w:cs="Roboto Mono"/>
           <w:color w:val="188038"/>
         </w:rPr>
-        <w:t xml:space="preserve">    else if (other.CompareTag("DeathPlane"))</w:t>
+        <w:t xml:space="preserve">    else if (</w:t>
+      </w:r>
+      <w:proofErr w:type="spellStart"/>
+      <w:r>
+        <w:rPr>
+          <w:rFonts w:ascii="Roboto Mono" w:eastAsia="Roboto Mono" w:hAnsi="Roboto Mono" w:cs="Roboto Mono"/>
+          <w:color w:val="188038"/>
+        </w:rPr>
+        <w:t>other.CompareTag</w:t>
+      </w:r>
+      <w:proofErr w:type="spellEnd"/>
+      <w:r>
+        <w:rPr>
+          <w:rFonts w:ascii="Roboto Mono" w:eastAsia="Roboto Mono" w:hAnsi="Roboto Mono" w:cs="Roboto Mono"/>
+          <w:color w:val="188038"/>
+        </w:rPr>
+        <w:t>("</w:t>
+      </w:r>
+      <w:proofErr w:type="spellStart"/>
+      <w:r>
+        <w:rPr>
+          <w:rFonts w:ascii="Roboto Mono" w:eastAsia="Roboto Mono" w:hAnsi="Roboto Mono" w:cs="Roboto Mono"/>
+          <w:color w:val="188038"/>
+        </w:rPr>
+        <w:t>DeathPlane</w:t>
+      </w:r>
+      <w:proofErr w:type="spellEnd"/>
+      <w:r>
+        <w:rPr>
+          <w:rFonts w:ascii="Roboto Mono" w:eastAsia="Roboto Mono" w:hAnsi="Roboto Mono" w:cs="Roboto Mono"/>
+          <w:color w:val="188038"/>
+        </w:rPr>
+        <w:t>"))</w:t>
       </w:r>
     </w:p>
     <w:p>
@@ -5299,6 +6709,7 @@
         </w:rPr>
         <w:t xml:space="preserve">        </w:t>
       </w:r>
+      <w:proofErr w:type="spellStart"/>
       <w:r>
         <w:rPr>
           <w:rFonts w:ascii="Courier New" w:eastAsia="Courier New" w:hAnsi="Courier New" w:cs="Courier New"/>
@@ -5306,7 +6717,37 @@
           <w:sz w:val="28"/>
           <w:szCs w:val="28"/>
         </w:rPr>
-        <w:t>rb.position = startPosition;</w:t>
+        <w:t>rb.position</w:t>
+      </w:r>
+      <w:proofErr w:type="spellEnd"/>
+      <w:r>
+        <w:rPr>
+          <w:rFonts w:ascii="Courier New" w:eastAsia="Courier New" w:hAnsi="Courier New" w:cs="Courier New"/>
+          <w:color w:val="188038"/>
+          <w:sz w:val="28"/>
+          <w:szCs w:val="28"/>
+        </w:rPr>
+        <w:t xml:space="preserve"> = </w:t>
+      </w:r>
+      <w:proofErr w:type="spellStart"/>
+      <w:r>
+        <w:rPr>
+          <w:rFonts w:ascii="Courier New" w:eastAsia="Courier New" w:hAnsi="Courier New" w:cs="Courier New"/>
+          <w:color w:val="188038"/>
+          <w:sz w:val="28"/>
+          <w:szCs w:val="28"/>
+        </w:rPr>
+        <w:t>startPosition</w:t>
+      </w:r>
+      <w:proofErr w:type="spellEnd"/>
+      <w:r>
+        <w:rPr>
+          <w:rFonts w:ascii="Courier New" w:eastAsia="Courier New" w:hAnsi="Courier New" w:cs="Courier New"/>
+          <w:color w:val="188038"/>
+          <w:sz w:val="28"/>
+          <w:szCs w:val="28"/>
+        </w:rPr>
+        <w:t>;</w:t>
       </w:r>
     </w:p>
     <w:p>
@@ -5383,7 +6824,31 @@
         <w:spacing w:before="120" w:after="120"/>
       </w:pPr>
       <w:r>
-        <w:t>4. Assigning rb.position teleports the ball, which is fine here because it lands in empty space. It is not safe in general: dropping a body inside another one creates a deep overlap, and the separation impulse launches it. rb.MovePosition sweeps the motion and finds contacts on the way; assignment does not.with:</w:t>
+        <w:t xml:space="preserve">4. Assigning </w:t>
+      </w:r>
+      <w:proofErr w:type="spellStart"/>
+      <w:r>
+        <w:t>rb.position</w:t>
+      </w:r>
+      <w:proofErr w:type="spellEnd"/>
+      <w:r>
+        <w:t xml:space="preserve"> teleports the ball, which is fine here because it lands in empty space. It is not safe in general: dropping a body inside another one creates a deep overlap, and the separation impulse launches it. </w:t>
+      </w:r>
+      <w:proofErr w:type="spellStart"/>
+      <w:r>
+        <w:t>rb.MovePosition</w:t>
+      </w:r>
+      <w:proofErr w:type="spellEnd"/>
+      <w:r>
+        <w:t xml:space="preserve"> sweeps the motion and finds contacts on the way; assignment does </w:t>
+      </w:r>
+      <w:proofErr w:type="spellStart"/>
+      <w:r>
+        <w:t>not.with</w:t>
+      </w:r>
+      <w:proofErr w:type="spellEnd"/>
+      <w:r>
+        <w:t>:</w:t>
       </w:r>
     </w:p>
     <w:p>
@@ -5396,6 +6861,7 @@
           <w:szCs w:val="24"/>
         </w:rPr>
       </w:pPr>
+      <w:proofErr w:type="spellStart"/>
       <w:r>
         <w:rPr>
           <w:rFonts w:ascii="Courier New" w:eastAsia="Courier New" w:hAnsi="Courier New" w:cs="Courier New"/>
@@ -5403,7 +6869,37 @@
           <w:sz w:val="24"/>
           <w:szCs w:val="24"/>
         </w:rPr>
-        <w:t>rb.MovePosition(startPosition);</w:t>
+        <w:t>rb.MovePosition</w:t>
+      </w:r>
+      <w:proofErr w:type="spellEnd"/>
+      <w:r>
+        <w:rPr>
+          <w:rFonts w:ascii="Courier New" w:eastAsia="Courier New" w:hAnsi="Courier New" w:cs="Courier New"/>
+          <w:color w:val="188038"/>
+          <w:sz w:val="24"/>
+          <w:szCs w:val="24"/>
+        </w:rPr>
+        <w:t>(</w:t>
+      </w:r>
+      <w:proofErr w:type="spellStart"/>
+      <w:r>
+        <w:rPr>
+          <w:rFonts w:ascii="Courier New" w:eastAsia="Courier New" w:hAnsi="Courier New" w:cs="Courier New"/>
+          <w:color w:val="188038"/>
+          <w:sz w:val="24"/>
+          <w:szCs w:val="24"/>
+        </w:rPr>
+        <w:t>startPosition</w:t>
+      </w:r>
+      <w:proofErr w:type="spellEnd"/>
+      <w:r>
+        <w:rPr>
+          <w:rFonts w:ascii="Courier New" w:eastAsia="Courier New" w:hAnsi="Courier New" w:cs="Courier New"/>
+          <w:color w:val="188038"/>
+          <w:sz w:val="24"/>
+          <w:szCs w:val="24"/>
+        </w:rPr>
+        <w:t>);</w:t>
       </w:r>
     </w:p>
     <w:p>
@@ -5427,12 +6923,37 @@
           <w:color w:val="188038"/>
         </w:rPr>
       </w:pPr>
-      <w:r>
-        <w:rPr>
-          <w:rFonts w:ascii="Courier New" w:eastAsia="Courier New" w:hAnsi="Courier New" w:cs="Courier New"/>
-          <w:color w:val="188038"/>
-        </w:rPr>
-        <w:t>rb.linearVelocity = Vector3.zero;   // rb.velocity in older Unity versions</w:t>
+      <w:proofErr w:type="spellStart"/>
+      <w:r>
+        <w:rPr>
+          <w:rFonts w:ascii="Courier New" w:eastAsia="Courier New" w:hAnsi="Courier New" w:cs="Courier New"/>
+          <w:color w:val="188038"/>
+        </w:rPr>
+        <w:t>rb.linearVelocity</w:t>
+      </w:r>
+      <w:proofErr w:type="spellEnd"/>
+      <w:r>
+        <w:rPr>
+          <w:rFonts w:ascii="Courier New" w:eastAsia="Courier New" w:hAnsi="Courier New" w:cs="Courier New"/>
+          <w:color w:val="188038"/>
+        </w:rPr>
+        <w:t xml:space="preserve"> = Vector3.zero;   // </w:t>
+      </w:r>
+      <w:proofErr w:type="spellStart"/>
+      <w:r>
+        <w:rPr>
+          <w:rFonts w:ascii="Courier New" w:eastAsia="Courier New" w:hAnsi="Courier New" w:cs="Courier New"/>
+          <w:color w:val="188038"/>
+        </w:rPr>
+        <w:t>rb.velocity</w:t>
+      </w:r>
+      <w:proofErr w:type="spellEnd"/>
+      <w:r>
+        <w:rPr>
+          <w:rFonts w:ascii="Courier New" w:eastAsia="Courier New" w:hAnsi="Courier New" w:cs="Courier New"/>
+          <w:color w:val="188038"/>
+        </w:rPr>
+        <w:t xml:space="preserve"> in older Unity versions</w:t>
       </w:r>
     </w:p>
     <w:p>
@@ -5443,12 +6964,21 @@
           <w:color w:val="188038"/>
         </w:rPr>
       </w:pPr>
-      <w:r>
-        <w:rPr>
-          <w:rFonts w:ascii="Courier New" w:eastAsia="Courier New" w:hAnsi="Courier New" w:cs="Courier New"/>
-          <w:color w:val="188038"/>
-        </w:rPr>
-        <w:t>rb.angularVelocity = Vector3.zero;</w:t>
+      <w:proofErr w:type="spellStart"/>
+      <w:r>
+        <w:rPr>
+          <w:rFonts w:ascii="Courier New" w:eastAsia="Courier New" w:hAnsi="Courier New" w:cs="Courier New"/>
+          <w:color w:val="188038"/>
+        </w:rPr>
+        <w:t>rb.angularVelocity</w:t>
+      </w:r>
+      <w:proofErr w:type="spellEnd"/>
+      <w:r>
+        <w:rPr>
+          <w:rFonts w:ascii="Courier New" w:eastAsia="Courier New" w:hAnsi="Courier New" w:cs="Courier New"/>
+          <w:color w:val="188038"/>
+        </w:rPr>
+        <w:t xml:space="preserve"> = Vector3.zero;</w:t>
       </w:r>
     </w:p>
     <w:p>
@@ -5461,11 +6991,25 @@
     </w:p>
     <w:p>
       <w:pPr>
-        <w:spacing w:before="60" w:after="60"/>
-      </w:pPr>
-      <w:r>
-        <w:t>________________________________________________________________________</w:t>
-      </w:r>
+        <w:spacing w:before="120" w:after="40"/>
+      </w:pPr>
+      <w:r>
+        <w:rPr>
+          <w:highlight w:val="yellow"/>
+        </w:rPr>
+        <w:t>Without the lines you keep your velocity</w:t>
+      </w:r>
+      <w:r>
+        <w:rPr>
+          <w:highlight w:val="yellow"/>
+        </w:rPr>
+        <w:t xml:space="preserve"> on death and when you respawn you keep your velocity vector so you will keep moving.</w:t>
+      </w:r>
+    </w:p>
+    <w:p>
+      <w:pPr>
+        <w:spacing w:before="120" w:after="40"/>
+      </w:pPr>
     </w:p>
     <w:p>
       <w:r>
@@ -5507,8 +7051,35 @@
         <w:rPr>
           <w:rFonts w:ascii="Bookman Old Style" w:eastAsia="Bookman Old Style" w:hAnsi="Bookman Old Style" w:cs="Bookman Old Style"/>
         </w:rPr>
-        <w:lastRenderedPageBreak/>
-        <w:t xml:space="preserve">Submit your code on github and a link to your github repo on this filled in document then. </w:t>
+        <w:t xml:space="preserve">Submit your code on </w:t>
+      </w:r>
+      <w:proofErr w:type="spellStart"/>
+      <w:r>
+        <w:rPr>
+          <w:rFonts w:ascii="Bookman Old Style" w:eastAsia="Bookman Old Style" w:hAnsi="Bookman Old Style" w:cs="Bookman Old Style"/>
+        </w:rPr>
+        <w:t>github</w:t>
+      </w:r>
+      <w:proofErr w:type="spellEnd"/>
+      <w:r>
+        <w:rPr>
+          <w:rFonts w:ascii="Bookman Old Style" w:eastAsia="Bookman Old Style" w:hAnsi="Bookman Old Style" w:cs="Bookman Old Style"/>
+        </w:rPr>
+        <w:t xml:space="preserve"> and a link to your </w:t>
+      </w:r>
+      <w:proofErr w:type="spellStart"/>
+      <w:r>
+        <w:rPr>
+          <w:rFonts w:ascii="Bookman Old Style" w:eastAsia="Bookman Old Style" w:hAnsi="Bookman Old Style" w:cs="Bookman Old Style"/>
+        </w:rPr>
+        <w:t>github</w:t>
+      </w:r>
+      <w:proofErr w:type="spellEnd"/>
+      <w:r>
+        <w:rPr>
+          <w:rFonts w:ascii="Bookman Old Style" w:eastAsia="Bookman Old Style" w:hAnsi="Bookman Old Style" w:cs="Bookman Old Style"/>
+        </w:rPr>
+        <w:t xml:space="preserve"> repo on this filled in document then. </w:t>
       </w:r>
     </w:p>
     <w:p>
@@ -5534,6 +7105,21 @@
           <w:rFonts w:ascii="Bookman Old Style" w:eastAsia="Bookman Old Style" w:hAnsi="Bookman Old Style" w:cs="Bookman Old Style"/>
         </w:rPr>
       </w:pPr>
+      <w:hyperlink r:id="rId33" w:history="1">
+        <w:r>
+          <w:rPr>
+            <w:rStyle w:val="Hyperlink"/>
+            <w:rFonts w:ascii="Bookman Old Style" w:eastAsia="Bookman Old Style" w:hAnsi="Bookman Old Style" w:cs="Bookman Old Style"/>
+          </w:rPr>
+          <w:t>https://github.com/seanlussier1/Lab_3_GameProg2</w:t>
+        </w:r>
+      </w:hyperlink>
+      <w:r>
+        <w:rPr>
+          <w:rFonts w:ascii="Bookman Old Style" w:eastAsia="Bookman Old Style" w:hAnsi="Bookman Old Style" w:cs="Bookman Old Style"/>
+        </w:rPr>
+        <w:t xml:space="preserve"> </w:t>
+      </w:r>
     </w:p>
     <w:p/>
     <w:sectPr>
@@ -7642,6 +9228,29 @@
       <w:szCs w:val="30"/>
     </w:rPr>
   </w:style>
+  <w:style w:type="character" w:styleId="Hyperlink">
+    <w:name w:val="Hyperlink"/>
+    <w:basedOn w:val="DefaultParagraphFont"/>
+    <w:uiPriority w:val="99"/>
+    <w:unhideWhenUsed/>
+    <w:rsid w:val="00CA330D"/>
+    <w:rPr>
+      <w:color w:val="0000FF" w:themeColor="hyperlink"/>
+      <w:u w:val="single"/>
+    </w:rPr>
+  </w:style>
+  <w:style w:type="character" w:styleId="UnresolvedMention">
+    <w:name w:val="Unresolved Mention"/>
+    <w:basedOn w:val="DefaultParagraphFont"/>
+    <w:uiPriority w:val="99"/>
+    <w:semiHidden/>
+    <w:unhideWhenUsed/>
+    <w:rsid w:val="00CA330D"/>
+    <w:rPr>
+      <w:color w:val="605E5C"/>
+      <w:shd w:val="clear" w:color="auto" w:fill="E1DFDD"/>
+    </w:rPr>
+  </w:style>
 </w:styles>
 </file>
 
